--- a/docs/srs.docx
+++ b/docs/srs.docx
@@ -2040,15 +2040,36 @@
         <w:t xml:space="preserve"> </w:t>
       </w:r>
       <w:r>
-        <w:t xml:space="preserve">Bildirimler hem uygulama içi hem e-posta/push bildirimleriyle</w:t>
-      </w:r>
-    </w:p>
-    <w:p>
-      <w:pPr>
-        <w:pStyle w:val="FirstParagraph"/>
-      </w:pPr>
-      <w:r>
-        <w:t xml:space="preserve">iletilmelidir.</w:t>
+        <w:t xml:space="preserve">Bildirimler hem uygulama içi (HTTP polling tabanlı) hem e-posta bildirimleriyle iletilmelidir.</w:t>
+      </w:r>
+    </w:p>
+    <w:p>
+      <w:pPr>
+        <w:numPr>
+          <w:ilvl w:val="0"/>
+          <w:numId w:val="1023"/>
+        </w:numPr>
+      </w:pPr>
+      <w:r>
+        <w:rPr>
+          <w:b/>
+          <w:bCs/>
+        </w:rPr>
+        <w:t xml:space="preserve">SPMS-03.6:</w:t>
+      </w:r>
+      <w:r>
+        <w:t xml:space="preserve"> </w:t>
+      </w:r>
+      <w:r>
+        <w:t xml:space="preserve">Kullanıcılar bildirim tercihlerini özelleştirebilmelidir (ör. sessiz mod,</w:t>
+      </w:r>
+    </w:p>
+    <w:p>
+      <w:pPr>
+        <w:pStyle w:val="FirstParagraph"/>
+      </w:pPr>
+      <w:r>
+        <w:t xml:space="preserve">sadece önemli olaylar).</w:t>
       </w:r>
     </w:p>
     <w:p>
@@ -2064,21 +2085,33 @@
           <w:b/>
           <w:bCs/>
         </w:rPr>
-        <w:t xml:space="preserve">SPMS-03.6:</w:t>
-      </w:r>
-      <w:r>
-        <w:t xml:space="preserve"> </w:t>
-      </w:r>
-      <w:r>
-        <w:t xml:space="preserve">Kullanıcılar bildirim tercihlerini özelleştirebilmelidir (ör. sessiz mod,</w:t>
-      </w:r>
-    </w:p>
-    <w:p>
-      <w:pPr>
-        <w:pStyle w:val="FirstParagraph"/>
-      </w:pPr>
-      <w:r>
-        <w:t xml:space="preserve">sadece önemli olaylar).</w:t>
+        <w:t xml:space="preserve">SPMS-03.7:</w:t>
+      </w:r>
+      <w:r>
+        <w:t xml:space="preserve"> </w:t>
+      </w:r>
+      <w:r>
+        <w:t xml:space="preserve">Mesaj geçmişi güvenli şekilde saklanmalı, proje silinse bile erişim logu</w:t>
+      </w:r>
+    </w:p>
+    <w:p>
+      <w:pPr>
+        <w:pStyle w:val="FirstParagraph"/>
+      </w:pPr>
+      <w:r>
+        <w:t xml:space="preserve">tutulmalıdır.</w:t>
+      </w:r>
+    </w:p>
+    <w:p>
+      <w:pPr>
+        <w:pStyle w:val="BodyText"/>
+      </w:pPr>
+      <w:r>
+        <w:rPr>
+          <w:b/>
+          <w:bCs/>
+        </w:rPr>
+        <w:t xml:space="preserve">1.2.4 Raporlama ve Analitik (SPMS-04)</w:t>
       </w:r>
     </w:p>
     <w:p>
@@ -2094,38 +2127,25 @@
           <w:b/>
           <w:bCs/>
         </w:rPr>
-        <w:t xml:space="preserve">SPMS-03.7:</w:t>
-      </w:r>
-      <w:r>
-        <w:t xml:space="preserve"> </w:t>
-      </w:r>
-      <w:r>
-        <w:t xml:space="preserve">Mesaj geçmişi güvenli şekilde saklanmalı, proje silinse bile erişim logu</w:t>
-      </w:r>
-    </w:p>
-    <w:p>
-      <w:pPr>
-        <w:pStyle w:val="FirstParagraph"/>
-      </w:pPr>
-      <w:r>
-        <w:t xml:space="preserve">tutulmalıdır.</w:t>
-      </w:r>
-    </w:p>
-    <w:p>
-      <w:pPr>
-        <w:pStyle w:val="BodyText"/>
-      </w:pPr>
-      <w:r>
-        <w:rPr>
-          <w:b/>
-          <w:bCs/>
-        </w:rPr>
-        <w:t xml:space="preserve">1.2.4 Raporlama ve Analitik (SPMS-04)</w:t>
-      </w:r>
-    </w:p>
-    <w:p>
-      <w:pPr>
-        <w:pStyle w:val="Compact"/>
+        <w:t xml:space="preserve">SPMS-04.1:</w:t>
+      </w:r>
+      <w:r>
+        <w:t xml:space="preserve"> </w:t>
+      </w:r>
+      <w:r>
+        <w:t xml:space="preserve">Sistem proje ilerleme durumlarını grafiksel biçimde sunmalıdır (ör.</w:t>
+      </w:r>
+    </w:p>
+    <w:p>
+      <w:pPr>
+        <w:pStyle w:val="FirstParagraph"/>
+      </w:pPr>
+      <w:r>
+        <w:t xml:space="preserve">görev tamamlanma oranı, sprint ilerleme grafiği).</w:t>
+      </w:r>
+    </w:p>
+    <w:p>
+      <w:pPr>
         <w:numPr>
           <w:ilvl w:val="0"/>
           <w:numId w:val="1026"/>
@@ -2136,25 +2156,68 @@
           <w:b/>
           <w:bCs/>
         </w:rPr>
-        <w:t xml:space="preserve">SPMS-04.1:</w:t>
-      </w:r>
-      <w:r>
-        <w:t xml:space="preserve"> </w:t>
-      </w:r>
-      <w:r>
-        <w:t xml:space="preserve">Sistem proje ilerleme durumlarını grafiksel biçimde sunmalıdır (ör.</w:t>
-      </w:r>
-    </w:p>
-    <w:p>
-      <w:pPr>
-        <w:pStyle w:val="FirstParagraph"/>
-      </w:pPr>
-      <w:r>
-        <w:t xml:space="preserve">görev tamamlanma oranı, sprint ilerleme grafiği).</w:t>
-      </w:r>
-    </w:p>
-    <w:p>
-      <w:pPr>
+        <w:t xml:space="preserve">SPMS-04.2:</w:t>
+      </w:r>
+      <w:r>
+        <w:t xml:space="preserve"> </w:t>
+      </w:r>
+      <w:r>
+        <w:t xml:space="preserve">Raporlar kullanıcı, görev ve proje bazlı filtrelenebilmelidir.</w:t>
+      </w:r>
+    </w:p>
+    <w:p>
+      <w:pPr>
+        <w:numPr>
+          <w:ilvl w:val="0"/>
+          <w:numId w:val="1026"/>
+        </w:numPr>
+      </w:pPr>
+      <w:r>
+        <w:rPr>
+          <w:b/>
+          <w:bCs/>
+        </w:rPr>
+        <w:t xml:space="preserve">SPMS-04.3:</w:t>
+      </w:r>
+      <w:r>
+        <w:t xml:space="preserve"> </w:t>
+      </w:r>
+      <w:r>
+        <w:t xml:space="preserve">Rapor çıktıları PDF veya Excel formatında dışa aktarılabilmelidir.</w:t>
+      </w:r>
+    </w:p>
+    <w:p>
+      <w:pPr>
+        <w:numPr>
+          <w:ilvl w:val="0"/>
+          <w:numId w:val="1026"/>
+        </w:numPr>
+      </w:pPr>
+      <w:r>
+        <w:rPr>
+          <w:b/>
+          <w:bCs/>
+        </w:rPr>
+        <w:t xml:space="preserve">SPMS-04.4:</w:t>
+      </w:r>
+      <w:r>
+        <w:t xml:space="preserve"> </w:t>
+      </w:r>
+      <w:r>
+        <w:t xml:space="preserve">Kullanıcı performans metrikleri (tamamlanan görev sayısı, zamanında</w:t>
+      </w:r>
+    </w:p>
+    <w:p>
+      <w:pPr>
+        <w:pStyle w:val="FirstParagraph"/>
+      </w:pPr>
+      <w:r>
+        <w:t xml:space="preserve">teslim oranı) hesaplanmalıdır.</w:t>
+      </w:r>
+    </w:p>
+    <w:p>
+      <w:pPr>
+        <w:pStyle w:val="Compact"/>
         <w:numPr>
           <w:ilvl w:val="0"/>
           <w:numId w:val="1027"/>
@@ -2165,63 +2228,33 @@
           <w:b/>
           <w:bCs/>
         </w:rPr>
-        <w:t xml:space="preserve">SPMS-04.2:</w:t>
-      </w:r>
-      <w:r>
-        <w:t xml:space="preserve"> </w:t>
-      </w:r>
-      <w:r>
-        <w:t xml:space="preserve">Raporlar kullanıcı, görev ve proje bazlı filtrelenebilmelidir.</w:t>
-      </w:r>
-    </w:p>
-    <w:p>
-      <w:pPr>
-        <w:numPr>
-          <w:ilvl w:val="0"/>
-          <w:numId w:val="1027"/>
-        </w:numPr>
-      </w:pPr>
-      <w:r>
-        <w:rPr>
-          <w:b/>
-          <w:bCs/>
-        </w:rPr>
-        <w:t xml:space="preserve">SPMS-04.3:</w:t>
-      </w:r>
-      <w:r>
-        <w:t xml:space="preserve"> </w:t>
-      </w:r>
-      <w:r>
-        <w:t xml:space="preserve">Rapor çıktıları PDF veya Excel formatında dışa aktarılabilmelidir.</w:t>
-      </w:r>
-    </w:p>
-    <w:p>
-      <w:pPr>
-        <w:numPr>
-          <w:ilvl w:val="0"/>
-          <w:numId w:val="1027"/>
-        </w:numPr>
-      </w:pPr>
-      <w:r>
-        <w:rPr>
-          <w:b/>
-          <w:bCs/>
-        </w:rPr>
-        <w:t xml:space="preserve">SPMS-04.4:</w:t>
-      </w:r>
-      <w:r>
-        <w:t xml:space="preserve"> </w:t>
-      </w:r>
-      <w:r>
-        <w:t xml:space="preserve">Kullanıcı performans metrikleri (tamamlanan görev sayısı, zamanında</w:t>
-      </w:r>
-    </w:p>
-    <w:p>
-      <w:pPr>
-        <w:pStyle w:val="FirstParagraph"/>
-      </w:pPr>
-      <w:r>
-        <w:t xml:space="preserve">teslim oranı) hesaplanmalıdır.</w:t>
+        <w:t xml:space="preserve">SPMS-04.5:</w:t>
+      </w:r>
+      <w:r>
+        <w:t xml:space="preserve"> </w:t>
+      </w:r>
+      <w:r>
+        <w:t xml:space="preserve">Sistem performans verilerini yöneticilere dashboard üzerinden</w:t>
+      </w:r>
+    </w:p>
+    <w:p>
+      <w:pPr>
+        <w:pStyle w:val="FirstParagraph"/>
+      </w:pPr>
+      <w:r>
+        <w:t xml:space="preserve">göstermelidir.</w:t>
+      </w:r>
+    </w:p>
+    <w:p>
+      <w:pPr>
+        <w:pStyle w:val="BodyText"/>
+      </w:pPr>
+      <w:r>
+        <w:rPr>
+          <w:b/>
+          <w:bCs/>
+        </w:rPr>
+        <w:t xml:space="preserve">1.2.5 Süreç Modeli Seçimi ve Özelleştirme (SPMS-05)</w:t>
       </w:r>
     </w:p>
     <w:p>
@@ -2237,33 +2270,21 @@
           <w:b/>
           <w:bCs/>
         </w:rPr>
-        <w:t xml:space="preserve">SPMS-04.5:</w:t>
-      </w:r>
-      <w:r>
-        <w:t xml:space="preserve"> </w:t>
-      </w:r>
-      <w:r>
-        <w:t xml:space="preserve">Sistem performans verilerini yöneticilere dashboard üzerinden</w:t>
-      </w:r>
-    </w:p>
-    <w:p>
-      <w:pPr>
-        <w:pStyle w:val="FirstParagraph"/>
-      </w:pPr>
-      <w:r>
-        <w:t xml:space="preserve">göstermelidir.</w:t>
-      </w:r>
-    </w:p>
-    <w:p>
-      <w:pPr>
-        <w:pStyle w:val="BodyText"/>
-      </w:pPr>
-      <w:r>
-        <w:rPr>
-          <w:b/>
-          <w:bCs/>
-        </w:rPr>
-        <w:t xml:space="preserve">1.2.5 Süreç Modeli Seçimi ve Özelleştirme (SPMS-05)</w:t>
+        <w:t xml:space="preserve">SPMS-05.1:</w:t>
+      </w:r>
+      <w:r>
+        <w:t xml:space="preserve"> </w:t>
+      </w:r>
+      <w:r>
+        <w:t xml:space="preserve">Sistem yalnızca Scrum değil, Waterfall, Kanban, Iterative gibi farklı</w:t>
+      </w:r>
+    </w:p>
+    <w:p>
+      <w:pPr>
+        <w:pStyle w:val="FirstParagraph"/>
+      </w:pPr>
+      <w:r>
+        <w:t xml:space="preserve">süreç modellerini desteklemelidir.</w:t>
       </w:r>
     </w:p>
     <w:p>
@@ -2279,21 +2300,21 @@
           <w:b/>
           <w:bCs/>
         </w:rPr>
-        <w:t xml:space="preserve">SPMS-05.1:</w:t>
-      </w:r>
-      <w:r>
-        <w:t xml:space="preserve"> </w:t>
-      </w:r>
-      <w:r>
-        <w:t xml:space="preserve">Sistem yalnızca Scrum değil, Waterfall, Kanban, Iterative gibi farklı</w:t>
-      </w:r>
-    </w:p>
-    <w:p>
-      <w:pPr>
-        <w:pStyle w:val="FirstParagraph"/>
-      </w:pPr>
-      <w:r>
-        <w:t xml:space="preserve">süreç modellerini desteklemelidir.</w:t>
+        <w:t xml:space="preserve">SPMS-05.2:</w:t>
+      </w:r>
+      <w:r>
+        <w:t xml:space="preserve"> </w:t>
+      </w:r>
+      <w:r>
+        <w:t xml:space="preserve">Kullanıcı, proje oluştururken süreç modelini seçebilmeli ve şablonlar</w:t>
+      </w:r>
+    </w:p>
+    <w:p>
+      <w:pPr>
+        <w:pStyle w:val="FirstParagraph"/>
+      </w:pPr>
+      <w:r>
+        <w:t xml:space="preserve">(layout template) otomatik oluşturulmalıdır.</w:t>
       </w:r>
     </w:p>
     <w:p>
@@ -2309,26 +2330,25 @@
           <w:b/>
           <w:bCs/>
         </w:rPr>
-        <w:t xml:space="preserve">SPMS-05.2:</w:t>
-      </w:r>
-      <w:r>
-        <w:t xml:space="preserve"> </w:t>
-      </w:r>
-      <w:r>
-        <w:t xml:space="preserve">Kullanıcı, proje oluştururken süreç modelini seçebilmeli ve şablonlar</w:t>
-      </w:r>
-    </w:p>
-    <w:p>
-      <w:pPr>
-        <w:pStyle w:val="FirstParagraph"/>
-      </w:pPr>
-      <w:r>
-        <w:t xml:space="preserve">(layout template) otomatik oluşturulmalıdır.</w:t>
-      </w:r>
-    </w:p>
-    <w:p>
-      <w:pPr>
-        <w:pStyle w:val="Compact"/>
+        <w:t xml:space="preserve">SPMS-05.3:</w:t>
+      </w:r>
+      <w:r>
+        <w:t xml:space="preserve"> </w:t>
+      </w:r>
+      <w:r>
+        <w:t xml:space="preserve">Kullanıcı süreç şablonlarını özelleştirebilmelidir (aktivite sıralaması,</w:t>
+      </w:r>
+    </w:p>
+    <w:p>
+      <w:pPr>
+        <w:pStyle w:val="FirstParagraph"/>
+      </w:pPr>
+      <w:r>
+        <w:t xml:space="preserve">sprint uzunluğu, toplantı periyotları).</w:t>
+      </w:r>
+    </w:p>
+    <w:p>
+      <w:pPr>
         <w:numPr>
           <w:ilvl w:val="0"/>
           <w:numId w:val="1031"/>
@@ -2339,25 +2359,47 @@
           <w:b/>
           <w:bCs/>
         </w:rPr>
-        <w:t xml:space="preserve">SPMS-05.3:</w:t>
-      </w:r>
-      <w:r>
-        <w:t xml:space="preserve"> </w:t>
-      </w:r>
-      <w:r>
-        <w:t xml:space="preserve">Kullanıcı süreç şablonlarını özelleştirebilmelidir (aktivite sıralaması,</w:t>
-      </w:r>
-    </w:p>
-    <w:p>
-      <w:pPr>
-        <w:pStyle w:val="FirstParagraph"/>
-      </w:pPr>
-      <w:r>
-        <w:t xml:space="preserve">sprint uzunluğu, toplantı periyotları).</w:t>
-      </w:r>
-    </w:p>
-    <w:p>
-      <w:pPr>
+        <w:t xml:space="preserve">SPMS-05.4:</w:t>
+      </w:r>
+      <w:r>
+        <w:t xml:space="preserve"> </w:t>
+      </w:r>
+      <w:r>
+        <w:t xml:space="preserve">İleriye dönük olarak yeni modeller tanımlanabilir olmalıdır.</w:t>
+      </w:r>
+    </w:p>
+    <w:p>
+      <w:pPr>
+        <w:numPr>
+          <w:ilvl w:val="0"/>
+          <w:numId w:val="1031"/>
+        </w:numPr>
+      </w:pPr>
+      <w:r>
+        <w:rPr>
+          <w:b/>
+          <w:bCs/>
+        </w:rPr>
+        <w:t xml:space="preserve">SPMS-05.5:</w:t>
+      </w:r>
+      <w:r>
+        <w:t xml:space="preserve"> </w:t>
+      </w:r>
+      <w:r>
+        <w:t xml:space="preserve">Seçilen süreç modeline göre takvim ve tekrarlayan etkinlikler (ör.sprint</w:t>
+      </w:r>
+    </w:p>
+    <w:p>
+      <w:pPr>
+        <w:pStyle w:val="FirstParagraph"/>
+      </w:pPr>
+      <w:r>
+        <w:t xml:space="preserve">toplantıları) otomatik olarak planlanmalıdır.</w:t>
+      </w:r>
+    </w:p>
+    <w:p>
+      <w:pPr>
+        <w:pStyle w:val="Compact"/>
         <w:numPr>
           <w:ilvl w:val="0"/>
           <w:numId w:val="1032"/>
@@ -2368,42 +2410,29 @@
           <w:b/>
           <w:bCs/>
         </w:rPr>
-        <w:t xml:space="preserve">SPMS-05.4:</w:t>
-      </w:r>
-      <w:r>
-        <w:t xml:space="preserve"> </w:t>
-      </w:r>
-      <w:r>
-        <w:t xml:space="preserve">İleriye dönük olarak yeni modeller tanımlanabilir olmalıdır.</w:t>
-      </w:r>
-    </w:p>
-    <w:p>
-      <w:pPr>
-        <w:numPr>
-          <w:ilvl w:val="0"/>
-          <w:numId w:val="1032"/>
-        </w:numPr>
-      </w:pPr>
-      <w:r>
-        <w:rPr>
-          <w:b/>
-          <w:bCs/>
-        </w:rPr>
-        <w:t xml:space="preserve">SPMS-05.5:</w:t>
-      </w:r>
-      <w:r>
-        <w:t xml:space="preserve"> </w:t>
-      </w:r>
-      <w:r>
-        <w:t xml:space="preserve">Seçilen süreç modeline göre takvim ve tekrarlayan etkinlikler (ör.sprint</w:t>
-      </w:r>
-    </w:p>
-    <w:p>
-      <w:pPr>
-        <w:pStyle w:val="FirstParagraph"/>
-      </w:pPr>
-      <w:r>
-        <w:t xml:space="preserve">toplantıları) otomatik olarak planlanmalıdır.</w:t>
+        <w:t xml:space="preserve">SPMS-05.6:</w:t>
+      </w:r>
+      <w:r>
+        <w:t xml:space="preserve"> </w:t>
+      </w:r>
+      <w:r>
+        <w:t xml:space="preserve">Sistem, kullanıcıların proje verilerini farklı şekillerde görselleştirmek</w:t>
+      </w:r>
+    </w:p>
+    <w:p>
+      <w:pPr>
+        <w:pStyle w:val="FirstParagraph"/>
+      </w:pPr>
+      <w:r>
+        <w:t xml:space="preserve">için projeye modüler görünümler eklemesine izin vermelidir. Kullanıcılar</w:t>
+      </w:r>
+    </w:p>
+    <w:p>
+      <w:pPr>
+        <w:pStyle w:val="BodyText"/>
+      </w:pPr>
+      <w:r>
+        <w:t xml:space="preserve">istedikleri panoları projelerine ekleyebilmelidir.</w:t>
       </w:r>
     </w:p>
     <w:p>
@@ -2419,29 +2448,21 @@
           <w:b/>
           <w:bCs/>
         </w:rPr>
-        <w:t xml:space="preserve">SPMS-05.6:</w:t>
-      </w:r>
-      <w:r>
-        <w:t xml:space="preserve"> </w:t>
-      </w:r>
-      <w:r>
-        <w:t xml:space="preserve">Sistem, kullanıcıların proje verilerini farklı şekillerde görselleştirmek</w:t>
-      </w:r>
-    </w:p>
-    <w:p>
-      <w:pPr>
-        <w:pStyle w:val="FirstParagraph"/>
-      </w:pPr>
-      <w:r>
-        <w:t xml:space="preserve">için projeye modüler görünümler eklemesine izin vermelidir. Kullanıcılar</w:t>
-      </w:r>
-    </w:p>
-    <w:p>
-      <w:pPr>
-        <w:pStyle w:val="BodyText"/>
-      </w:pPr>
-      <w:r>
-        <w:t xml:space="preserve">istedikleri panoları projelerine ekleyebilmelidir.</w:t>
+        <w:t xml:space="preserve">SPMS-05.7:</w:t>
+      </w:r>
+      <w:r>
+        <w:t xml:space="preserve"> </w:t>
+      </w:r>
+      <w:r>
+        <w:t xml:space="preserve">Kullanıcılar, görevleri özel durumlara göre görselleştirmek için projeye</w:t>
+      </w:r>
+    </w:p>
+    <w:p>
+      <w:pPr>
+        <w:pStyle w:val="FirstParagraph"/>
+      </w:pPr>
+      <w:r>
+        <w:t xml:space="preserve">bir Kanban panosu ekleyebilmelidir.</w:t>
       </w:r>
     </w:p>
     <w:p>
@@ -2457,21 +2478,21 @@
           <w:b/>
           <w:bCs/>
         </w:rPr>
-        <w:t xml:space="preserve">SPMS-05.7:</w:t>
-      </w:r>
-      <w:r>
-        <w:t xml:space="preserve"> </w:t>
-      </w:r>
-      <w:r>
-        <w:t xml:space="preserve">Kullanıcılar, görevleri özel durumlara göre görselleştirmek için projeye</w:t>
-      </w:r>
-    </w:p>
-    <w:p>
-      <w:pPr>
-        <w:pStyle w:val="FirstParagraph"/>
-      </w:pPr>
-      <w:r>
-        <w:t xml:space="preserve">bir Kanban panosu ekleyebilmelidir.</w:t>
+        <w:t xml:space="preserve">SPMS-05.8:</w:t>
+      </w:r>
+      <w:r>
+        <w:t xml:space="preserve"> </w:t>
+      </w:r>
+      <w:r>
+        <w:t xml:space="preserve">Kullanıcılar, zaman çizelgesi ve görev bağımlılıklarını izlemek için</w:t>
+      </w:r>
+    </w:p>
+    <w:p>
+      <w:pPr>
+        <w:pStyle w:val="FirstParagraph"/>
+      </w:pPr>
+      <w:r>
+        <w:t xml:space="preserve">projeye bir Gantt şeması ekleyebilmelidir.</w:t>
       </w:r>
     </w:p>
     <w:p>
@@ -2487,21 +2508,21 @@
           <w:b/>
           <w:bCs/>
         </w:rPr>
-        <w:t xml:space="preserve">SPMS-05.8:</w:t>
-      </w:r>
-      <w:r>
-        <w:t xml:space="preserve"> </w:t>
-      </w:r>
-      <w:r>
-        <w:t xml:space="preserve">Kullanıcılar, zaman çizelgesi ve görev bağımlılıklarını izlemek için</w:t>
-      </w:r>
-    </w:p>
-    <w:p>
-      <w:pPr>
-        <w:pStyle w:val="FirstParagraph"/>
-      </w:pPr>
-      <w:r>
-        <w:t xml:space="preserve">projeye bir Gantt şeması ekleyebilmelidir.</w:t>
+        <w:t xml:space="preserve">SPMS-05.9:</w:t>
+      </w:r>
+      <w:r>
+        <w:t xml:space="preserve"> </w:t>
+      </w:r>
+      <w:r>
+        <w:t xml:space="preserve">Kullanıcılar, görevleri basit bir liste veya takvim üzerinde</w:t>
+      </w:r>
+    </w:p>
+    <w:p>
+      <w:pPr>
+        <w:pStyle w:val="FirstParagraph"/>
+      </w:pPr>
+      <w:r>
+        <w:t xml:space="preserve">görebilmelidir.</w:t>
       </w:r>
     </w:p>
     <w:p>
@@ -2517,26 +2538,59 @@
           <w:b/>
           <w:bCs/>
         </w:rPr>
-        <w:t xml:space="preserve">SPMS-05.9:</w:t>
-      </w:r>
-      <w:r>
-        <w:t xml:space="preserve"> </w:t>
-      </w:r>
-      <w:r>
-        <w:t xml:space="preserve">Kullanıcılar, görevleri basit bir liste veya takvim üzerinde</w:t>
-      </w:r>
-    </w:p>
-    <w:p>
-      <w:pPr>
-        <w:pStyle w:val="FirstParagraph"/>
-      </w:pPr>
-      <w:r>
-        <w:t xml:space="preserve">görebilmelidir.</w:t>
-      </w:r>
-    </w:p>
-    <w:p>
-      <w:pPr>
-        <w:pStyle w:val="Compact"/>
+        <w:t xml:space="preserve">SPMS-05.10:</w:t>
+      </w:r>
+      <w:r>
+        <w:t xml:space="preserve"> </w:t>
+      </w:r>
+      <w:r>
+        <w:t xml:space="preserve">Sistem, mevcut görevler ve proje bağlamına dayanarak kullanıcıya akıllı görev önerileri sunabilmelidir; bu öneriler görev oluşturma ekranında kullanıcıya sunulmalıdır.</w:t>
+      </w:r>
+    </w:p>
+    <w:p>
+      <w:pPr>
+        <w:pStyle w:val="FirstParagraph"/>
+      </w:pPr>
+      <w:r>
+        <w:rPr>
+          <w:b/>
+          <w:bCs/>
+        </w:rPr>
+        <w:t xml:space="preserve">1.3</w:t>
+      </w:r>
+      <w:r>
+        <w:t xml:space="preserve"> </w:t>
+      </w:r>
+      <w:r>
+        <w:rPr>
+          <w:b/>
+          <w:bCs/>
+        </w:rPr>
+        <w:t xml:space="preserve">SPMS Dış Arayüz Gereksinimleri</w:t>
+      </w:r>
+    </w:p>
+    <w:p>
+      <w:pPr>
+        <w:pStyle w:val="BodyText"/>
+      </w:pPr>
+      <w:r>
+        <w:rPr>
+          <w:b/>
+          <w:bCs/>
+        </w:rPr>
+        <w:t xml:space="preserve">1.3.1 Arayüz Tanımlaması ve Diyagramı</w:t>
+      </w:r>
+    </w:p>
+    <w:p>
+      <w:pPr>
+        <w:pStyle w:val="BodyText"/>
+      </w:pPr>
+      <w:r>
+        <w:t xml:space="preserve">Sistem üç temel dış arayüz katmanına sahiptir:</w:t>
+      </w:r>
+    </w:p>
+    <w:p>
+      <w:pPr>
         <w:numPr>
           <w:ilvl w:val="0"/>
           <w:numId w:val="1037"/>
@@ -2547,100 +2601,83 @@
           <w:b/>
           <w:bCs/>
         </w:rPr>
-        <w:t xml:space="preserve">SPMS-05.10:</w:t>
-      </w:r>
-      <w:r>
-        <w:t xml:space="preserve"> </w:t>
-      </w:r>
-      <w:r>
-        <w:t xml:space="preserve">Sistem, mevcut görevler ve proje bağlamına dayanarak kullanıcıya akıllı görev önerileri sunabilmelidir; bu öneriler görev oluşturma ekranında kullanıcıya sunulmalıdır.</w:t>
-      </w:r>
-    </w:p>
-    <w:p>
-      <w:pPr>
-        <w:pStyle w:val="FirstParagraph"/>
-      </w:pPr>
-      <w:r>
-        <w:rPr>
-          <w:b/>
-          <w:bCs/>
-        </w:rPr>
-        <w:t xml:space="preserve">1.3</w:t>
-      </w:r>
-      <w:r>
-        <w:t xml:space="preserve"> </w:t>
-      </w:r>
-      <w:r>
-        <w:rPr>
-          <w:b/>
-          <w:bCs/>
-        </w:rPr>
-        <w:t xml:space="preserve">SPMS Dış Arayüz Gereksinimleri</w:t>
-      </w:r>
-    </w:p>
-    <w:p>
-      <w:pPr>
-        <w:pStyle w:val="BodyText"/>
-      </w:pPr>
-      <w:r>
-        <w:rPr>
-          <w:b/>
-          <w:bCs/>
-        </w:rPr>
-        <w:t xml:space="preserve">1.3.1 Arayüz Tanımlaması ve Diyagramı</w:t>
-      </w:r>
-    </w:p>
-    <w:p>
-      <w:pPr>
-        <w:pStyle w:val="BodyText"/>
-      </w:pPr>
-      <w:r>
-        <w:t xml:space="preserve">Sistem üç temel dış arayüz katmanına sahiptir:</w:t>
-      </w:r>
-    </w:p>
-    <w:p>
-      <w:pPr>
-        <w:numPr>
-          <w:ilvl w:val="0"/>
+        <w:t xml:space="preserve">Kullanıcı Arayüzü (Frontend UI)</w:t>
+      </w:r>
+    </w:p>
+    <w:p>
+      <w:pPr>
+        <w:numPr>
+          <w:ilvl w:val="1"/>
           <w:numId w:val="1038"/>
         </w:numPr>
       </w:pPr>
       <w:r>
-        <w:rPr>
-          <w:b/>
-          <w:bCs/>
-        </w:rPr>
-        <w:t xml:space="preserve">Kullanıcı Arayüzü (Frontend UI)</w:t>
+        <w:t xml:space="preserve">SPMS Web tabanlı, Next.js (React) teknolojisiyle geliştirilecektir.</w:t>
       </w:r>
     </w:p>
     <w:p>
       <w:pPr>
         <w:numPr>
           <w:ilvl w:val="1"/>
+          <w:numId w:val="1038"/>
+        </w:numPr>
+      </w:pPr>
+      <w:r>
+        <w:t xml:space="preserve">Arayüz, responsive (duyarlı) yapıda olmalı; masaüstü, tablet ve mobil</w:t>
+      </w:r>
+    </w:p>
+    <w:p>
+      <w:pPr>
+        <w:pStyle w:val="FirstParagraph"/>
+      </w:pPr>
+      <w:r>
+        <w:t xml:space="preserve">cihazlarda tutarlı görüntü sağlamalıdır.</w:t>
+      </w:r>
+    </w:p>
+    <w:p>
+      <w:pPr>
+        <w:pStyle w:val="SourceCode"/>
+      </w:pPr>
+      <w:r>
+        <w:rPr>
+          <w:rStyle w:val="VerbatimChar"/>
+        </w:rPr>
+        <w:t xml:space="preserve"> - Arayüz, farklı tema veya renk paletleriyle özelleştirilebilir olmalıdır.</w:t>
+      </w:r>
+    </w:p>
+    <w:p>
+      <w:pPr>
+        <w:numPr>
+          <w:ilvl w:val="0"/>
           <w:numId w:val="1039"/>
         </w:numPr>
       </w:pPr>
       <w:r>
-        <w:t xml:space="preserve">SPMS Web tabanlı, Next.js (React) teknolojisiyle geliştirilecektir.</w:t>
-      </w:r>
-    </w:p>
-    <w:p>
-      <w:pPr>
+        <w:rPr>
+          <w:b/>
+          <w:bCs/>
+        </w:rPr>
+        <w:t xml:space="preserve">Uygulama Programlama Arayüzü (Backend API)</w:t>
+      </w:r>
+    </w:p>
+    <w:p>
+      <w:pPr>
+        <w:pStyle w:val="Compact"/>
         <w:numPr>
           <w:ilvl w:val="1"/>
-          <w:numId w:val="1039"/>
-        </w:numPr>
-      </w:pPr>
-      <w:r>
-        <w:t xml:space="preserve">Arayüz, responsive (duyarlı) yapıda olmalı; masaüstü, tablet ve mobil</w:t>
-      </w:r>
-    </w:p>
-    <w:p>
-      <w:pPr>
-        <w:pStyle w:val="FirstParagraph"/>
-      </w:pPr>
-      <w:r>
-        <w:t xml:space="preserve">cihazlarda tutarlı görüntü sağlamalıdır.</w:t>
+          <w:numId w:val="1040"/>
+        </w:numPr>
+      </w:pPr>
+      <w:r>
+        <w:t xml:space="preserve">Sistem, dış istemcilere REST tabanlı JSON API’ler üzerinden hizmet</w:t>
+      </w:r>
+    </w:p>
+    <w:p>
+      <w:pPr>
+        <w:pStyle w:val="FirstParagraph"/>
+      </w:pPr>
+      <w:r>
+        <w:t xml:space="preserve">verecektir.</w:t>
       </w:r>
     </w:p>
     <w:p>
@@ -2651,42 +2688,105 @@
         <w:rPr>
           <w:rStyle w:val="VerbatimChar"/>
         </w:rPr>
-        <w:t xml:space="preserve"> - Arayüz, farklı tema veya renk paletleriyle özelleştirilebilir olmalıdır.</w:t>
-      </w:r>
-    </w:p>
-    <w:p>
-      <w:pPr>
-        <w:numPr>
-          <w:ilvl w:val="0"/>
-          <w:numId w:val="1040"/>
-        </w:numPr>
-      </w:pPr>
-      <w:r>
-        <w:rPr>
-          <w:b/>
-          <w:bCs/>
-        </w:rPr>
-        <w:t xml:space="preserve">Uygulama Programlama Arayüzü (Backend API)</w:t>
-      </w:r>
-    </w:p>
-    <w:p>
-      <w:pPr>
-        <w:pStyle w:val="Compact"/>
+        <w:t xml:space="preserve"> - API servisleri FastAPI çerçevesinde geliştirilecek, kimlik doğrulama JWT</w:t>
+      </w:r>
+    </w:p>
+    <w:p>
+      <w:pPr>
+        <w:pStyle w:val="FirstParagraph"/>
+      </w:pPr>
+      <w:r>
+        <w:t xml:space="preserve">veya OAuth2 üzerinden sağlanacaktır.</w:t>
+      </w:r>
+    </w:p>
+    <w:p>
+      <w:pPr>
+        <w:pStyle w:val="SourceCode"/>
+      </w:pPr>
+      <w:r>
+        <w:rPr>
+          <w:rStyle w:val="VerbatimChar"/>
+        </w:rPr>
+        <w:t xml:space="preserve"> - Swagger veya Redoc tabanlı dokümantasyon otomatik olarak üretilmelidir.</w:t>
+      </w:r>
+      <w:r>
+        <w:br/>
+      </w:r>
+      <w:r>
+        <w:br/>
+      </w:r>
+      <w:r>
+        <w:br/>
+      </w:r>
+      <w:r>
+        <w:rPr>
+          <w:rStyle w:val="VerbatimChar"/>
+        </w:rPr>
+        <w:t xml:space="preserve"> - Gelecekte GraphQL veya WebSocket tabanlı veri alışverişine geçiş</w:t>
+      </w:r>
+    </w:p>
+    <w:p>
+      <w:pPr>
+        <w:pStyle w:val="FirstParagraph"/>
+      </w:pPr>
+      <w:r>
+        <w:t xml:space="preserve">yapılabilecek şekilde yapılandırılmalıdır.</w:t>
+      </w:r>
+    </w:p>
+    <w:p>
+      <w:pPr>
+        <w:numPr>
+          <w:ilvl w:val="0"/>
+          <w:numId w:val="1041"/>
+        </w:numPr>
+      </w:pPr>
+      <w:r>
+        <w:rPr>
+          <w:b/>
+          <w:bCs/>
+        </w:rPr>
+        <w:t xml:space="preserve">Veri Tabanı Arayüzü (Database Layer)</w:t>
+      </w:r>
+    </w:p>
+    <w:p>
+      <w:pPr>
         <w:numPr>
           <w:ilvl w:val="1"/>
-          <w:numId w:val="1041"/>
-        </w:numPr>
-      </w:pPr>
-      <w:r>
-        <w:t xml:space="preserve">Sistem, dış istemcilere REST tabanlı JSON API’ler üzerinden hizmet</w:t>
-      </w:r>
-    </w:p>
-    <w:p>
-      <w:pPr>
-        <w:pStyle w:val="FirstParagraph"/>
-      </w:pPr>
-      <w:r>
-        <w:t xml:space="preserve">verecektir.</w:t>
+          <w:numId w:val="1042"/>
+        </w:numPr>
+      </w:pPr>
+      <w:r>
+        <w:t xml:space="preserve">PostgreSQL ana veritabanı olarak kullanılacaktır.</w:t>
+      </w:r>
+    </w:p>
+    <w:p>
+      <w:pPr>
+        <w:numPr>
+          <w:ilvl w:val="1"/>
+          <w:numId w:val="1042"/>
+        </w:numPr>
+      </w:pPr>
+      <w:r>
+        <w:t xml:space="preserve">Tablolar arası ilişkiler ORM (SQLAlchemy) aracılığıyla yönetilmelidir.</w:t>
+      </w:r>
+    </w:p>
+    <w:p>
+      <w:pPr>
+        <w:numPr>
+          <w:ilvl w:val="1"/>
+          <w:numId w:val="1042"/>
+        </w:numPr>
+      </w:pPr>
+      <w:r>
+        <w:t xml:space="preserve">Veritabanı erişimi servis katmanlarıyla soyutlanmalı, doğrudan sorgular</w:t>
+      </w:r>
+    </w:p>
+    <w:p>
+      <w:pPr>
+        <w:pStyle w:val="FirstParagraph"/>
+      </w:pPr>
+      <w:r>
+        <w:t xml:space="preserve">yerine repository pattern kullanılmalıdır.</w:t>
       </w:r>
     </w:p>
     <w:p>
@@ -2697,176 +2797,97 @@
         <w:rPr>
           <w:rStyle w:val="VerbatimChar"/>
         </w:rPr>
-        <w:t xml:space="preserve"> - API servisleri FastAPI çerçevesinde geliştirilecek, kimlik doğrulama JWT</w:t>
-      </w:r>
-    </w:p>
-    <w:p>
-      <w:pPr>
-        <w:pStyle w:val="FirstParagraph"/>
-      </w:pPr>
-      <w:r>
-        <w:t xml:space="preserve">veya OAuth2 üzerinden sağlanacaktır.</w:t>
-      </w:r>
-    </w:p>
-    <w:p>
-      <w:pPr>
-        <w:pStyle w:val="SourceCode"/>
-      </w:pPr>
-      <w:r>
-        <w:rPr>
-          <w:rStyle w:val="VerbatimChar"/>
-        </w:rPr>
-        <w:t xml:space="preserve"> - Swagger veya Redoc tabanlı dokümantasyon otomatik olarak üretilmelidir.</w:t>
-      </w:r>
-      <w:r>
-        <w:br/>
-      </w:r>
-      <w:r>
-        <w:br/>
-      </w:r>
-      <w:r>
-        <w:br/>
-      </w:r>
-      <w:r>
-        <w:rPr>
-          <w:rStyle w:val="VerbatimChar"/>
-        </w:rPr>
-        <w:t xml:space="preserve"> - Gelecekte GraphQL veya WebSocket tabanlı veri alışverişine geçiş</w:t>
-      </w:r>
-    </w:p>
-    <w:p>
-      <w:pPr>
-        <w:pStyle w:val="FirstParagraph"/>
-      </w:pPr>
-      <w:r>
-        <w:t xml:space="preserve">yapılabilecek şekilde yapılandırılmalıdır.</w:t>
-      </w:r>
-    </w:p>
-    <w:p>
-      <w:pPr>
-        <w:numPr>
-          <w:ilvl w:val="0"/>
-          <w:numId w:val="1042"/>
-        </w:numPr>
-      </w:pPr>
-      <w:r>
-        <w:rPr>
-          <w:b/>
-          <w:bCs/>
-        </w:rPr>
-        <w:t xml:space="preserve">Veri Tabanı Arayüzü (Database Layer)</w:t>
-      </w:r>
-    </w:p>
-    <w:p>
-      <w:pPr>
-        <w:numPr>
-          <w:ilvl w:val="1"/>
+        <w:t xml:space="preserve"> - Veritabanı API’si ileride farklı bir motor (MySQL, MongoDB) ile</w:t>
+      </w:r>
+    </w:p>
+    <w:p>
+      <w:pPr>
+        <w:pStyle w:val="FirstParagraph"/>
+      </w:pPr>
+      <w:r>
+        <w:t xml:space="preserve">değiştirilebilir olacak şekilde modüler tutulmalıdır.</w:t>
+      </w:r>
+    </w:p>
+    <w:p>
+      <w:pPr>
+        <w:pStyle w:val="BodyText"/>
+      </w:pPr>
+      <w:r>
+        <w:t xml:space="preserve">Şekil 1.2. Sistem Mimarisi</w:t>
+      </w:r>
+    </w:p>
+    <w:p>
+      <w:pPr>
+        <w:pStyle w:val="BodyText"/>
+      </w:pPr>
+      <w:r>
+        <w:rPr>
+          <w:b/>
+          <w:bCs/>
+        </w:rPr>
+        <w:t xml:space="preserve">1.3.2 Kullanıcı Arayüzü Gereksinimleri</w:t>
+      </w:r>
+    </w:p>
+    <w:p>
+      <w:pPr>
+        <w:pStyle w:val="BodyText"/>
+      </w:pPr>
+      <w:r>
+        <w:t xml:space="preserve">Kullanıcı arayüzü, sistemin tüm modüllerini tek noktadan erişilebilir hale getiren</w:t>
+      </w:r>
+    </w:p>
+    <w:p>
+      <w:pPr>
+        <w:pStyle w:val="BodyText"/>
+      </w:pPr>
+      <w:r>
+        <w:t xml:space="preserve">etkileşim katmanıdır.</w:t>
+      </w:r>
+    </w:p>
+    <w:p>
+      <w:pPr>
+        <w:pStyle w:val="BodyText"/>
+      </w:pPr>
+      <w:r>
+        <w:t xml:space="preserve">UI tasarımı, modüler, erişilebilir ve kullanıcı rollerine göre dinamik olarak değişebilen</w:t>
+      </w:r>
+    </w:p>
+    <w:p>
+      <w:pPr>
+        <w:pStyle w:val="BodyText"/>
+      </w:pPr>
+      <w:r>
+        <w:t xml:space="preserve">bir yapıda olacaktır.</w:t>
+      </w:r>
+    </w:p>
+    <w:p>
+      <w:pPr>
+        <w:pStyle w:val="Compact"/>
+        <w:numPr>
+          <w:ilvl w:val="0"/>
           <w:numId w:val="1043"/>
         </w:numPr>
       </w:pPr>
       <w:r>
-        <w:t xml:space="preserve">PostgreSQL ana veritabanı olarak kullanılacaktır.</w:t>
-      </w:r>
-    </w:p>
-    <w:p>
-      <w:pPr>
-        <w:numPr>
-          <w:ilvl w:val="1"/>
-          <w:numId w:val="1043"/>
-        </w:numPr>
-      </w:pPr>
-      <w:r>
-        <w:t xml:space="preserve">Tablolar arası ilişkiler ORM (SQLAlchemy) aracılığıyla yönetilmelidir.</w:t>
-      </w:r>
-    </w:p>
-    <w:p>
-      <w:pPr>
-        <w:numPr>
-          <w:ilvl w:val="1"/>
-          <w:numId w:val="1043"/>
-        </w:numPr>
-      </w:pPr>
-      <w:r>
-        <w:t xml:space="preserve">Veritabanı erişimi servis katmanlarıyla soyutlanmalı, doğrudan sorgular</w:t>
-      </w:r>
-    </w:p>
-    <w:p>
-      <w:pPr>
-        <w:pStyle w:val="FirstParagraph"/>
-      </w:pPr>
-      <w:r>
-        <w:t xml:space="preserve">yerine repository pattern kullanılmalıdır.</w:t>
-      </w:r>
-    </w:p>
-    <w:p>
-      <w:pPr>
-        <w:pStyle w:val="SourceCode"/>
-      </w:pPr>
-      <w:r>
-        <w:rPr>
-          <w:rStyle w:val="VerbatimChar"/>
-        </w:rPr>
-        <w:t xml:space="preserve"> - Veritabanı API’si ileride farklı bir motor (MySQL, MongoDB) ile</w:t>
-      </w:r>
-    </w:p>
-    <w:p>
-      <w:pPr>
-        <w:pStyle w:val="FirstParagraph"/>
-      </w:pPr>
-      <w:r>
-        <w:t xml:space="preserve">değiştirilebilir olacak şekilde modüler tutulmalıdır.</w:t>
-      </w:r>
-    </w:p>
-    <w:p>
-      <w:pPr>
-        <w:pStyle w:val="BodyText"/>
-      </w:pPr>
-      <w:r>
-        <w:t xml:space="preserve">Şekil 1.2. Sistem Mimarisi</w:t>
-      </w:r>
-    </w:p>
-    <w:p>
-      <w:pPr>
-        <w:pStyle w:val="BodyText"/>
-      </w:pPr>
-      <w:r>
-        <w:rPr>
-          <w:b/>
-          <w:bCs/>
-        </w:rPr>
-        <w:t xml:space="preserve">1.3.2 Kullanıcı Arayüzü Gereksinimleri</w:t>
-      </w:r>
-    </w:p>
-    <w:p>
-      <w:pPr>
-        <w:pStyle w:val="BodyText"/>
-      </w:pPr>
-      <w:r>
-        <w:t xml:space="preserve">Kullanıcı arayüzü, sistemin tüm modüllerini tek noktadan erişilebilir hale getiren</w:t>
-      </w:r>
-    </w:p>
-    <w:p>
-      <w:pPr>
-        <w:pStyle w:val="BodyText"/>
-      </w:pPr>
-      <w:r>
-        <w:t xml:space="preserve">etkileşim katmanıdır.</w:t>
-      </w:r>
-    </w:p>
-    <w:p>
-      <w:pPr>
-        <w:pStyle w:val="BodyText"/>
-      </w:pPr>
-      <w:r>
-        <w:t xml:space="preserve">UI tasarımı, modüler, erişilebilir ve kullanıcı rollerine göre dinamik olarak değişebilen</w:t>
-      </w:r>
-    </w:p>
-    <w:p>
-      <w:pPr>
-        <w:pStyle w:val="BodyText"/>
-      </w:pPr>
-      <w:r>
-        <w:t xml:space="preserve">bir yapıda olacaktır.</w:t>
+        <w:rPr>
+          <w:b/>
+          <w:bCs/>
+        </w:rPr>
+        <w:t xml:space="preserve">SPMS-UI-01:</w:t>
+      </w:r>
+      <w:r>
+        <w:t xml:space="preserve"> </w:t>
+      </w:r>
+      <w:r>
+        <w:t xml:space="preserve">Dashboard ekranı kullanıcı rolüne göre özelleştirilmeli (ör.</w:t>
+      </w:r>
+    </w:p>
+    <w:p>
+      <w:pPr>
+        <w:pStyle w:val="FirstParagraph"/>
+      </w:pPr>
+      <w:r>
+        <w:t xml:space="preserve">yöneticilerde istatistik, ekip üyelerinde görev durumu).</w:t>
       </w:r>
     </w:p>
     <w:p>
@@ -2882,21 +2903,21 @@
           <w:b/>
           <w:bCs/>
         </w:rPr>
-        <w:t xml:space="preserve">SPMS-UI-01:</w:t>
-      </w:r>
-      <w:r>
-        <w:t xml:space="preserve"> </w:t>
-      </w:r>
-      <w:r>
-        <w:t xml:space="preserve">Dashboard ekranı kullanıcı rolüne göre özelleştirilmeli (ör.</w:t>
-      </w:r>
-    </w:p>
-    <w:p>
-      <w:pPr>
-        <w:pStyle w:val="FirstParagraph"/>
-      </w:pPr>
-      <w:r>
-        <w:t xml:space="preserve">yöneticilerde istatistik, ekip üyelerinde görev durumu).</w:t>
+        <w:t xml:space="preserve">SPMS-UI-02:</w:t>
+      </w:r>
+      <w:r>
+        <w:t xml:space="preserve"> </w:t>
+      </w:r>
+      <w:r>
+        <w:t xml:space="preserve">Görev panosu sürükle-bırak yöntemiyle düzenlenebilmeli, her görev</w:t>
+      </w:r>
+    </w:p>
+    <w:p>
+      <w:pPr>
+        <w:pStyle w:val="FirstParagraph"/>
+      </w:pPr>
+      <w:r>
+        <w:t xml:space="preserve">kartı renk veya etiketle durum bildirmelidir.</w:t>
       </w:r>
     </w:p>
     <w:p>
@@ -2912,21 +2933,21 @@
           <w:b/>
           <w:bCs/>
         </w:rPr>
-        <w:t xml:space="preserve">SPMS-UI-02:</w:t>
-      </w:r>
-      <w:r>
-        <w:t xml:space="preserve"> </w:t>
-      </w:r>
-      <w:r>
-        <w:t xml:space="preserve">Görev panosu sürükle-bırak yöntemiyle düzenlenebilmeli, her görev</w:t>
-      </w:r>
-    </w:p>
-    <w:p>
-      <w:pPr>
-        <w:pStyle w:val="FirstParagraph"/>
-      </w:pPr>
-      <w:r>
-        <w:t xml:space="preserve">kartı renk veya etiketle durum bildirmelidir.</w:t>
+        <w:t xml:space="preserve">SPMS-UI-03:</w:t>
+      </w:r>
+      <w:r>
+        <w:t xml:space="preserve"> </w:t>
+      </w:r>
+      <w:r>
+        <w:t xml:space="preserve">Takvim modülü, görevlerin ve toplantıların zaman çizelgesini</w:t>
+      </w:r>
+    </w:p>
+    <w:p>
+      <w:pPr>
+        <w:pStyle w:val="FirstParagraph"/>
+      </w:pPr>
+      <w:r>
+        <w:t xml:space="preserve">gösterebilmeli; tekrarlayan görevleri vurgulamalıdır.</w:t>
       </w:r>
     </w:p>
     <w:p>
@@ -2942,21 +2963,21 @@
           <w:b/>
           <w:bCs/>
         </w:rPr>
-        <w:t xml:space="preserve">SPMS-UI-03:</w:t>
-      </w:r>
-      <w:r>
-        <w:t xml:space="preserve"> </w:t>
-      </w:r>
-      <w:r>
-        <w:t xml:space="preserve">Takvim modülü, görevlerin ve toplantıların zaman çizelgesini</w:t>
-      </w:r>
-    </w:p>
-    <w:p>
-      <w:pPr>
-        <w:pStyle w:val="FirstParagraph"/>
-      </w:pPr>
-      <w:r>
-        <w:t xml:space="preserve">gösterebilmeli; tekrarlayan görevleri vurgulamalıdır.</w:t>
+        <w:t xml:space="preserve">SPMS-UI-04:</w:t>
+      </w:r>
+      <w:r>
+        <w:t xml:space="preserve"> </w:t>
+      </w:r>
+      <w:r>
+        <w:t xml:space="preserve">Raporlama ekranı, proje ve kullanıcı bazlı filtreleme özelliklerine</w:t>
+      </w:r>
+    </w:p>
+    <w:p>
+      <w:pPr>
+        <w:pStyle w:val="FirstParagraph"/>
+      </w:pPr>
+      <w:r>
+        <w:t xml:space="preserve">sahip olmalıdır.</w:t>
       </w:r>
     </w:p>
     <w:p>
@@ -2972,21 +2993,21 @@
           <w:b/>
           <w:bCs/>
         </w:rPr>
-        <w:t xml:space="preserve">SPMS-UI-04:</w:t>
-      </w:r>
-      <w:r>
-        <w:t xml:space="preserve"> </w:t>
-      </w:r>
-      <w:r>
-        <w:t xml:space="preserve">Raporlama ekranı, proje ve kullanıcı bazlı filtreleme özelliklerine</w:t>
-      </w:r>
-    </w:p>
-    <w:p>
-      <w:pPr>
-        <w:pStyle w:val="FirstParagraph"/>
-      </w:pPr>
-      <w:r>
-        <w:t xml:space="preserve">sahip olmalıdır.</w:t>
+        <w:t xml:space="preserve">SPMS-UI-05:</w:t>
+      </w:r>
+      <w:r>
+        <w:t xml:space="preserve"> </w:t>
+      </w:r>
+      <w:r>
+        <w:t xml:space="preserve">UI bileşenleri (formlar, butonlar, kartlar) yeniden kullanılabilir</w:t>
+      </w:r>
+    </w:p>
+    <w:p>
+      <w:pPr>
+        <w:pStyle w:val="FirstParagraph"/>
+      </w:pPr>
+      <w:r>
+        <w:t xml:space="preserve">yapıdadır; yeni modüller eklendiğinde arayüz bütünlüğü bozulmamalıdır.</w:t>
       </w:r>
     </w:p>
     <w:p>
@@ -3002,21 +3023,59 @@
           <w:b/>
           <w:bCs/>
         </w:rPr>
-        <w:t xml:space="preserve">SPMS-UI-05:</w:t>
-      </w:r>
-      <w:r>
-        <w:t xml:space="preserve"> </w:t>
-      </w:r>
-      <w:r>
-        <w:t xml:space="preserve">UI bileşenleri (formlar, butonlar, kartlar) yeniden kullanılabilir</w:t>
-      </w:r>
-    </w:p>
-    <w:p>
-      <w:pPr>
-        <w:pStyle w:val="FirstParagraph"/>
-      </w:pPr>
-      <w:r>
-        <w:t xml:space="preserve">yapıdadır; yeni modüller eklendiğinde arayüz bütünlüğü bozulmamalıdır.</w:t>
+        <w:t xml:space="preserve">SPMS-UI-06:</w:t>
+      </w:r>
+      <w:r>
+        <w:t xml:space="preserve"> </w:t>
+      </w:r>
+      <w:r>
+        <w:t xml:space="preserve">Mobil tarayıcılar için dokunmatik uyum ve sadeleştirilmiş görünüm</w:t>
+      </w:r>
+    </w:p>
+    <w:p>
+      <w:pPr>
+        <w:pStyle w:val="FirstParagraph"/>
+      </w:pPr>
+      <w:r>
+        <w:t xml:space="preserve">(responsive grid yapısı) sağlanmalıdır.</w:t>
+      </w:r>
+    </w:p>
+    <w:p>
+      <w:pPr>
+        <w:pStyle w:val="BodyText"/>
+      </w:pPr>
+      <w:r>
+        <w:rPr>
+          <w:b/>
+          <w:bCs/>
+        </w:rPr>
+        <w:t xml:space="preserve">1.3.3</w:t>
+      </w:r>
+      <w:r>
+        <w:t xml:space="preserve"> </w:t>
+      </w:r>
+      <w:r>
+        <w:rPr>
+          <w:b/>
+          <w:bCs/>
+        </w:rPr>
+        <w:t xml:space="preserve">Uygulama Programlama Arayüzü (API) Gereksinimleri</w:t>
+      </w:r>
+    </w:p>
+    <w:p>
+      <w:pPr>
+        <w:pStyle w:val="BodyText"/>
+      </w:pPr>
+      <w:r>
+        <w:t xml:space="preserve">Sistem, harici uygulamalar veya kurum içi entegrasyonlar için güvenli bir API katmanı</w:t>
+      </w:r>
+    </w:p>
+    <w:p>
+      <w:pPr>
+        <w:pStyle w:val="BodyText"/>
+      </w:pPr>
+      <w:r>
+        <w:t xml:space="preserve">sunacaktır.</w:t>
       </w:r>
     </w:p>
     <w:p>
@@ -3032,64 +3091,25 @@
           <w:b/>
           <w:bCs/>
         </w:rPr>
-        <w:t xml:space="preserve">SPMS-UI-06:</w:t>
-      </w:r>
-      <w:r>
-        <w:t xml:space="preserve"> </w:t>
-      </w:r>
-      <w:r>
-        <w:t xml:space="preserve">Mobil tarayıcılar için dokunmatik uyum ve sadeleştirilmiş görünüm</w:t>
-      </w:r>
-    </w:p>
-    <w:p>
-      <w:pPr>
-        <w:pStyle w:val="FirstParagraph"/>
-      </w:pPr>
-      <w:r>
-        <w:t xml:space="preserve">(responsive grid yapısı) sağlanmalıdır.</w:t>
-      </w:r>
-    </w:p>
-    <w:p>
-      <w:pPr>
-        <w:pStyle w:val="BodyText"/>
-      </w:pPr>
-      <w:r>
-        <w:rPr>
-          <w:b/>
-          <w:bCs/>
-        </w:rPr>
-        <w:t xml:space="preserve">1.3.3</w:t>
-      </w:r>
-      <w:r>
-        <w:t xml:space="preserve"> </w:t>
-      </w:r>
-      <w:r>
-        <w:rPr>
-          <w:b/>
-          <w:bCs/>
-        </w:rPr>
-        <w:t xml:space="preserve">Uygulama Programlama Arayüzü (API) Gereksinimleri</w:t>
-      </w:r>
-    </w:p>
-    <w:p>
-      <w:pPr>
-        <w:pStyle w:val="BodyText"/>
-      </w:pPr>
-      <w:r>
-        <w:t xml:space="preserve">Sistem, harici uygulamalar veya kurum içi entegrasyonlar için güvenli bir API katmanı</w:t>
-      </w:r>
-    </w:p>
-    <w:p>
-      <w:pPr>
-        <w:pStyle w:val="BodyText"/>
-      </w:pPr>
-      <w:r>
-        <w:t xml:space="preserve">sunacaktır.</w:t>
-      </w:r>
-    </w:p>
-    <w:p>
-      <w:pPr>
-        <w:pStyle w:val="Compact"/>
+        <w:t xml:space="preserve">SPMS-API-01:</w:t>
+      </w:r>
+      <w:r>
+        <w:t xml:space="preserve"> </w:t>
+      </w:r>
+      <w:r>
+        <w:t xml:space="preserve">Tüm API uç noktaları (endpointler) kimlik doğrulama</w:t>
+      </w:r>
+    </w:p>
+    <w:p>
+      <w:pPr>
+        <w:pStyle w:val="FirstParagraph"/>
+      </w:pPr>
+      <w:r>
+        <w:t xml:space="preserve">gerektirmelidir.</w:t>
+      </w:r>
+    </w:p>
+    <w:p>
+      <w:pPr>
         <w:numPr>
           <w:ilvl w:val="0"/>
           <w:numId w:val="1050"/>
@@ -3100,25 +3120,47 @@
           <w:b/>
           <w:bCs/>
         </w:rPr>
-        <w:t xml:space="preserve">SPMS-API-01:</w:t>
-      </w:r>
-      <w:r>
-        <w:t xml:space="preserve"> </w:t>
-      </w:r>
-      <w:r>
-        <w:t xml:space="preserve">Tüm API uç noktaları (endpointler) kimlik doğrulama</w:t>
-      </w:r>
-    </w:p>
-    <w:p>
-      <w:pPr>
-        <w:pStyle w:val="FirstParagraph"/>
-      </w:pPr>
-      <w:r>
-        <w:t xml:space="preserve">gerektirmelidir.</w:t>
-      </w:r>
-    </w:p>
-    <w:p>
-      <w:pPr>
+        <w:t xml:space="preserve">SPMS-API-02:</w:t>
+      </w:r>
+      <w:r>
+        <w:t xml:space="preserve"> </w:t>
+      </w:r>
+      <w:r>
+        <w:t xml:space="preserve">Veri formatı JSON olmalı; gerekirse XML eklenebilir.</w:t>
+      </w:r>
+    </w:p>
+    <w:p>
+      <w:pPr>
+        <w:numPr>
+          <w:ilvl w:val="0"/>
+          <w:numId w:val="1050"/>
+        </w:numPr>
+      </w:pPr>
+      <w:r>
+        <w:rPr>
+          <w:b/>
+          <w:bCs/>
+        </w:rPr>
+        <w:t xml:space="preserve">SPMS-API-03:</w:t>
+      </w:r>
+      <w:r>
+        <w:t xml:space="preserve"> </w:t>
+      </w:r>
+      <w:r>
+        <w:t xml:space="preserve">HTTP metodları REST standartlarına uygun şekilde kullanılmalıdır</w:t>
+      </w:r>
+    </w:p>
+    <w:p>
+      <w:pPr>
+        <w:pStyle w:val="FirstParagraph"/>
+      </w:pPr>
+      <w:r>
+        <w:t xml:space="preserve">(GET, POST, PUT, PATCH, DELETE).</w:t>
+      </w:r>
+    </w:p>
+    <w:p>
+      <w:pPr>
+        <w:pStyle w:val="Compact"/>
         <w:numPr>
           <w:ilvl w:val="0"/>
           <w:numId w:val="1051"/>
@@ -3129,42 +3171,21 @@
           <w:b/>
           <w:bCs/>
         </w:rPr>
-        <w:t xml:space="preserve">SPMS-API-02:</w:t>
-      </w:r>
-      <w:r>
-        <w:t xml:space="preserve"> </w:t>
-      </w:r>
-      <w:r>
-        <w:t xml:space="preserve">Veri formatı JSON olmalı; gerekirse XML eklenebilir.</w:t>
-      </w:r>
-    </w:p>
-    <w:p>
-      <w:pPr>
-        <w:numPr>
-          <w:ilvl w:val="0"/>
-          <w:numId w:val="1051"/>
-        </w:numPr>
-      </w:pPr>
-      <w:r>
-        <w:rPr>
-          <w:b/>
-          <w:bCs/>
-        </w:rPr>
-        <w:t xml:space="preserve">SPMS-API-03:</w:t>
-      </w:r>
-      <w:r>
-        <w:t xml:space="preserve"> </w:t>
-      </w:r>
-      <w:r>
-        <w:t xml:space="preserve">HTTP metodları REST standartlarına uygun şekilde kullanılmalıdır</w:t>
-      </w:r>
-    </w:p>
-    <w:p>
-      <w:pPr>
-        <w:pStyle w:val="FirstParagraph"/>
-      </w:pPr>
-      <w:r>
-        <w:t xml:space="preserve">(GET, POST, PUT, PATCH, DELETE).</w:t>
+        <w:t xml:space="preserve">SPMS-API-04:</w:t>
+      </w:r>
+      <w:r>
+        <w:t xml:space="preserve"> </w:t>
+      </w:r>
+      <w:r>
+        <w:t xml:space="preserve">Hatalar standart HTTP kodları (200, 400, 401, 403, 404, 500) ile</w:t>
+      </w:r>
+    </w:p>
+    <w:p>
+      <w:pPr>
+        <w:pStyle w:val="FirstParagraph"/>
+      </w:pPr>
+      <w:r>
+        <w:t xml:space="preserve">dönmelidir.</w:t>
       </w:r>
     </w:p>
     <w:p>
@@ -3180,21 +3201,21 @@
           <w:b/>
           <w:bCs/>
         </w:rPr>
-        <w:t xml:space="preserve">SPMS-API-04:</w:t>
-      </w:r>
-      <w:r>
-        <w:t xml:space="preserve"> </w:t>
-      </w:r>
-      <w:r>
-        <w:t xml:space="preserve">Hatalar standart HTTP kodları (200, 400, 401, 403, 404, 500) ile</w:t>
-      </w:r>
-    </w:p>
-    <w:p>
-      <w:pPr>
-        <w:pStyle w:val="FirstParagraph"/>
-      </w:pPr>
-      <w:r>
-        <w:t xml:space="preserve">dönmelidir.</w:t>
+        <w:t xml:space="preserve">SPMS-API-05:</w:t>
+      </w:r>
+      <w:r>
+        <w:t xml:space="preserve"> </w:t>
+      </w:r>
+      <w:r>
+        <w:t xml:space="preserve">API dokümantasyonu Swagger UI veya Redoc ile otomatik</w:t>
+      </w:r>
+    </w:p>
+    <w:p>
+      <w:pPr>
+        <w:pStyle w:val="FirstParagraph"/>
+      </w:pPr>
+      <w:r>
+        <w:t xml:space="preserve">oluşturulmalıdır.</w:t>
       </w:r>
     </w:p>
     <w:p>
@@ -3210,21 +3231,21 @@
           <w:b/>
           <w:bCs/>
         </w:rPr>
-        <w:t xml:space="preserve">SPMS-API-05:</w:t>
-      </w:r>
-      <w:r>
-        <w:t xml:space="preserve"> </w:t>
-      </w:r>
-      <w:r>
-        <w:t xml:space="preserve">API dokümantasyonu Swagger UI veya Redoc ile otomatik</w:t>
-      </w:r>
-    </w:p>
-    <w:p>
-      <w:pPr>
-        <w:pStyle w:val="FirstParagraph"/>
-      </w:pPr>
-      <w:r>
-        <w:t xml:space="preserve">oluşturulmalıdır.</w:t>
+        <w:t xml:space="preserve">SPMS-API-06:</w:t>
+      </w:r>
+      <w:r>
+        <w:t xml:space="preserve"> </w:t>
+      </w:r>
+      <w:r>
+        <w:t xml:space="preserve">Erişim sınırlandırması (rate limiting) uygulanmalıdır, böylece</w:t>
+      </w:r>
+    </w:p>
+    <w:p>
+      <w:pPr>
+        <w:pStyle w:val="FirstParagraph"/>
+      </w:pPr>
+      <w:r>
+        <w:t xml:space="preserve">kötüye kullanım önlenir.</w:t>
       </w:r>
     </w:p>
     <w:p>
@@ -3240,21 +3261,49 @@
           <w:b/>
           <w:bCs/>
         </w:rPr>
-        <w:t xml:space="preserve">SPMS-API-06:</w:t>
-      </w:r>
-      <w:r>
-        <w:t xml:space="preserve"> </w:t>
-      </w:r>
-      <w:r>
-        <w:t xml:space="preserve">Erişim sınırlandırması (rate limiting) uygulanmalıdır, böylece</w:t>
-      </w:r>
-    </w:p>
-    <w:p>
-      <w:pPr>
-        <w:pStyle w:val="FirstParagraph"/>
-      </w:pPr>
-      <w:r>
-        <w:t xml:space="preserve">kötüye kullanım önlenir.</w:t>
+        <w:t xml:space="preserve">SPMS-API-07:</w:t>
+      </w:r>
+      <w:r>
+        <w:t xml:space="preserve"> </w:t>
+      </w:r>
+      <w:r>
+        <w:t xml:space="preserve">CORS politikaları tanımlanmalı; sadece güvenilir alan adlarından</w:t>
+      </w:r>
+    </w:p>
+    <w:p>
+      <w:pPr>
+        <w:pStyle w:val="FirstParagraph"/>
+      </w:pPr>
+      <w:r>
+        <w:t xml:space="preserve">gelen istekler kabul edilmelidir.</w:t>
+      </w:r>
+    </w:p>
+    <w:p>
+      <w:pPr>
+        <w:pStyle w:val="BodyText"/>
+      </w:pPr>
+      <w:r>
+        <w:rPr>
+          <w:b/>
+          <w:bCs/>
+        </w:rPr>
+        <w:t xml:space="preserve">1.3.4 Veri Tabanı Arayüzü Gereksinimleri</w:t>
+      </w:r>
+    </w:p>
+    <w:p>
+      <w:pPr>
+        <w:pStyle w:val="BodyText"/>
+      </w:pPr>
+      <w:r>
+        <w:t xml:space="preserve">Bu başlık, veritabanı erişim katmanının uygulama içi diğer bileşenlerle nasıl etkileştiğini</w:t>
+      </w:r>
+    </w:p>
+    <w:p>
+      <w:pPr>
+        <w:pStyle w:val="BodyText"/>
+      </w:pPr>
+      <w:r>
+        <w:t xml:space="preserve">açıklar.</w:t>
       </w:r>
     </w:p>
     <w:p>
@@ -3270,49 +3319,21 @@
           <w:b/>
           <w:bCs/>
         </w:rPr>
-        <w:t xml:space="preserve">SPMS-API-07:</w:t>
-      </w:r>
-      <w:r>
-        <w:t xml:space="preserve"> </w:t>
-      </w:r>
-      <w:r>
-        <w:t xml:space="preserve">CORS politikaları tanımlanmalı; sadece güvenilir alan adlarından</w:t>
-      </w:r>
-    </w:p>
-    <w:p>
-      <w:pPr>
-        <w:pStyle w:val="FirstParagraph"/>
-      </w:pPr>
-      <w:r>
-        <w:t xml:space="preserve">gelen istekler kabul edilmelidir.</w:t>
-      </w:r>
-    </w:p>
-    <w:p>
-      <w:pPr>
-        <w:pStyle w:val="BodyText"/>
-      </w:pPr>
-      <w:r>
-        <w:rPr>
-          <w:b/>
-          <w:bCs/>
-        </w:rPr>
-        <w:t xml:space="preserve">1.3.4 Veri Tabanı Arayüzü Gereksinimleri</w:t>
-      </w:r>
-    </w:p>
-    <w:p>
-      <w:pPr>
-        <w:pStyle w:val="BodyText"/>
-      </w:pPr>
-      <w:r>
-        <w:t xml:space="preserve">Bu başlık, veritabanı erişim katmanının uygulama içi diğer bileşenlerle nasıl etkileştiğini</w:t>
-      </w:r>
-    </w:p>
-    <w:p>
-      <w:pPr>
-        <w:pStyle w:val="BodyText"/>
-      </w:pPr>
-      <w:r>
-        <w:t xml:space="preserve">açıklar.</w:t>
+        <w:t xml:space="preserve">SPMS-DB-01:</w:t>
+      </w:r>
+      <w:r>
+        <w:t xml:space="preserve"> </w:t>
+      </w:r>
+      <w:r>
+        <w:t xml:space="preserve">Uygulama ORM (SQLAlchemy) aracılığıyla veritabanı işlemlerini</w:t>
+      </w:r>
+    </w:p>
+    <w:p>
+      <w:pPr>
+        <w:pStyle w:val="FirstParagraph"/>
+      </w:pPr>
+      <w:r>
+        <w:t xml:space="preserve">yürütmelidir.</w:t>
       </w:r>
     </w:p>
     <w:p>
@@ -3328,21 +3349,21 @@
           <w:b/>
           <w:bCs/>
         </w:rPr>
-        <w:t xml:space="preserve">SPMS-DB-01:</w:t>
-      </w:r>
-      <w:r>
-        <w:t xml:space="preserve"> </w:t>
-      </w:r>
-      <w:r>
-        <w:t xml:space="preserve">Uygulama ORM (SQLAlchemy) aracılığıyla veritabanı işlemlerini</w:t>
-      </w:r>
-    </w:p>
-    <w:p>
-      <w:pPr>
-        <w:pStyle w:val="FirstParagraph"/>
-      </w:pPr>
-      <w:r>
-        <w:t xml:space="preserve">yürütmelidir.</w:t>
+        <w:t xml:space="preserve">SPMS-DB-02:</w:t>
+      </w:r>
+      <w:r>
+        <w:t xml:space="preserve"> </w:t>
+      </w:r>
+      <w:r>
+        <w:t xml:space="preserve">Tablolar arası ilişkiler (one-to-many, many-to-many) açık biçimde</w:t>
+      </w:r>
+    </w:p>
+    <w:p>
+      <w:pPr>
+        <w:pStyle w:val="FirstParagraph"/>
+      </w:pPr>
+      <w:r>
+        <w:t xml:space="preserve">tanımlanmalıdır.</w:t>
       </w:r>
     </w:p>
     <w:p>
@@ -3358,21 +3379,21 @@
           <w:b/>
           <w:bCs/>
         </w:rPr>
-        <w:t xml:space="preserve">SPMS-DB-02:</w:t>
-      </w:r>
-      <w:r>
-        <w:t xml:space="preserve"> </w:t>
-      </w:r>
-      <w:r>
-        <w:t xml:space="preserve">Tablolar arası ilişkiler (one-to-many, many-to-many) açık biçimde</w:t>
-      </w:r>
-    </w:p>
-    <w:p>
-      <w:pPr>
-        <w:pStyle w:val="FirstParagraph"/>
-      </w:pPr>
-      <w:r>
-        <w:t xml:space="preserve">tanımlanmalıdır.</w:t>
+        <w:t xml:space="preserve">SPMS-DB-03:</w:t>
+      </w:r>
+      <w:r>
+        <w:t xml:space="preserve"> </w:t>
+      </w:r>
+      <w:r>
+        <w:t xml:space="preserve">Veritabanı sorguları optimize edilmeli, indeksleme stratejileri</w:t>
+      </w:r>
+    </w:p>
+    <w:p>
+      <w:pPr>
+        <w:pStyle w:val="FirstParagraph"/>
+      </w:pPr>
+      <w:r>
+        <w:t xml:space="preserve">belirlenmelidir.</w:t>
       </w:r>
     </w:p>
     <w:p>
@@ -3388,21 +3409,59 @@
           <w:b/>
           <w:bCs/>
         </w:rPr>
-        <w:t xml:space="preserve">SPMS-DB-03:</w:t>
-      </w:r>
-      <w:r>
-        <w:t xml:space="preserve"> </w:t>
-      </w:r>
-      <w:r>
-        <w:t xml:space="preserve">Veritabanı sorguları optimize edilmeli, indeksleme stratejileri</w:t>
-      </w:r>
-    </w:p>
-    <w:p>
-      <w:pPr>
-        <w:pStyle w:val="FirstParagraph"/>
-      </w:pPr>
-      <w:r>
-        <w:t xml:space="preserve">belirlenmelidir.</w:t>
+        <w:t xml:space="preserve">SPMS-DB-04:</w:t>
+      </w:r>
+      <w:r>
+        <w:t xml:space="preserve"> </w:t>
+      </w:r>
+      <w:r>
+        <w:t xml:space="preserve">Veritabanı erişim katmanı modüler olmalı; ORM değiştiğinde</w:t>
+      </w:r>
+    </w:p>
+    <w:p>
+      <w:pPr>
+        <w:pStyle w:val="FirstParagraph"/>
+      </w:pPr>
+      <w:r>
+        <w:t xml:space="preserve">sistemin diğer bölümleri etkilenmemelidir.</w:t>
+      </w:r>
+    </w:p>
+    <w:p>
+      <w:pPr>
+        <w:pStyle w:val="BodyText"/>
+      </w:pPr>
+      <w:r>
+        <w:rPr>
+          <w:b/>
+          <w:bCs/>
+        </w:rPr>
+        <w:t xml:space="preserve">1.3.5</w:t>
+      </w:r>
+      <w:r>
+        <w:t xml:space="preserve"> </w:t>
+      </w:r>
+      <w:r>
+        <w:rPr>
+          <w:b/>
+          <w:bCs/>
+        </w:rPr>
+        <w:t xml:space="preserve">Dış Sistemlerle Entegrasyon Gereksinimleri</w:t>
+      </w:r>
+    </w:p>
+    <w:p>
+      <w:pPr>
+        <w:pStyle w:val="BodyText"/>
+      </w:pPr>
+      <w:r>
+        <w:t xml:space="preserve">İlerleyen sürümlerde sistemin diğer proje yönetimi veya iletişim araçlarıyla entegre</w:t>
+      </w:r>
+    </w:p>
+    <w:p>
+      <w:pPr>
+        <w:pStyle w:val="BodyText"/>
+      </w:pPr>
+      <w:r>
+        <w:t xml:space="preserve">çalışabilmesi için altyapı desteği sağlanacaktır.</w:t>
       </w:r>
     </w:p>
     <w:p>
@@ -3418,59 +3477,21 @@
           <w:b/>
           <w:bCs/>
         </w:rPr>
-        <w:t xml:space="preserve">SPMS-DB-04:</w:t>
-      </w:r>
-      <w:r>
-        <w:t xml:space="preserve"> </w:t>
-      </w:r>
-      <w:r>
-        <w:t xml:space="preserve">Veritabanı erişim katmanı modüler olmalı; ORM değiştiğinde</w:t>
-      </w:r>
-    </w:p>
-    <w:p>
-      <w:pPr>
-        <w:pStyle w:val="FirstParagraph"/>
-      </w:pPr>
-      <w:r>
-        <w:t xml:space="preserve">sistemin diğer bölümleri etkilenmemelidir.</w:t>
-      </w:r>
-    </w:p>
-    <w:p>
-      <w:pPr>
-        <w:pStyle w:val="BodyText"/>
-      </w:pPr>
-      <w:r>
-        <w:rPr>
-          <w:b/>
-          <w:bCs/>
-        </w:rPr>
-        <w:t xml:space="preserve">1.3.5</w:t>
-      </w:r>
-      <w:r>
-        <w:t xml:space="preserve"> </w:t>
-      </w:r>
-      <w:r>
-        <w:rPr>
-          <w:b/>
-          <w:bCs/>
-        </w:rPr>
-        <w:t xml:space="preserve">Dış Sistemlerle Entegrasyon Gereksinimleri</w:t>
-      </w:r>
-    </w:p>
-    <w:p>
-      <w:pPr>
-        <w:pStyle w:val="BodyText"/>
-      </w:pPr>
-      <w:r>
-        <w:t xml:space="preserve">İlerleyen sürümlerde sistemin diğer proje yönetimi veya iletişim araçlarıyla entegre</w:t>
-      </w:r>
-    </w:p>
-    <w:p>
-      <w:pPr>
-        <w:pStyle w:val="BodyText"/>
-      </w:pPr>
-      <w:r>
-        <w:t xml:space="preserve">çalışabilmesi için altyapı desteği sağlanacaktır.</w:t>
+        <w:t xml:space="preserve">SPMS-EXT-01:</w:t>
+      </w:r>
+      <w:r>
+        <w:t xml:space="preserve"> </w:t>
+      </w:r>
+      <w:r>
+        <w:t xml:space="preserve">Sistem üçüncü taraf API’lerle (ör. Slack, Microsoft Teams, Google</w:t>
+      </w:r>
+    </w:p>
+    <w:p>
+      <w:pPr>
+        <w:pStyle w:val="FirstParagraph"/>
+      </w:pPr>
+      <w:r>
+        <w:t xml:space="preserve">Calendar) entegrasyon desteklemelidir.</w:t>
       </w:r>
     </w:p>
     <w:p>
@@ -3486,21 +3507,21 @@
           <w:b/>
           <w:bCs/>
         </w:rPr>
-        <w:t xml:space="preserve">SPMS-EXT-01:</w:t>
-      </w:r>
-      <w:r>
-        <w:t xml:space="preserve"> </w:t>
-      </w:r>
-      <w:r>
-        <w:t xml:space="preserve">Sistem üçüncü taraf API’lerle (ör. Slack, Microsoft Teams, Google</w:t>
-      </w:r>
-    </w:p>
-    <w:p>
-      <w:pPr>
-        <w:pStyle w:val="FirstParagraph"/>
-      </w:pPr>
-      <w:r>
-        <w:t xml:space="preserve">Calendar) entegrasyon desteklemelidir.</w:t>
+        <w:t xml:space="preserve">SPMS-EXT-02:</w:t>
+      </w:r>
+      <w:r>
+        <w:t xml:space="preserve"> </w:t>
+      </w:r>
+      <w:r>
+        <w:t xml:space="preserve">Entegrasyonlar ayrı bir servis katmanında tutulmalı, çekirdek</w:t>
+      </w:r>
+    </w:p>
+    <w:p>
+      <w:pPr>
+        <w:pStyle w:val="FirstParagraph"/>
+      </w:pPr>
+      <w:r>
+        <w:t xml:space="preserve">uygulamayı etkilememelidir.</w:t>
       </w:r>
     </w:p>
     <w:p>
@@ -3516,21 +3537,21 @@
           <w:b/>
           <w:bCs/>
         </w:rPr>
-        <w:t xml:space="preserve">SPMS-EXT-02:</w:t>
-      </w:r>
-      <w:r>
-        <w:t xml:space="preserve"> </w:t>
-      </w:r>
-      <w:r>
-        <w:t xml:space="preserve">Entegrasyonlar ayrı bir servis katmanında tutulmalı, çekirdek</w:t>
-      </w:r>
-    </w:p>
-    <w:p>
-      <w:pPr>
-        <w:pStyle w:val="FirstParagraph"/>
-      </w:pPr>
-      <w:r>
-        <w:t xml:space="preserve">uygulamayı etkilememelidir.</w:t>
+        <w:t xml:space="preserve">SPMS-EXT-03:</w:t>
+      </w:r>
+      <w:r>
+        <w:t xml:space="preserve"> </w:t>
+      </w:r>
+      <w:r>
+        <w:t xml:space="preserve">Harici sistemlerle veri paylaşımı kullanıcı izni olmadan</w:t>
+      </w:r>
+    </w:p>
+    <w:p>
+      <w:pPr>
+        <w:pStyle w:val="FirstParagraph"/>
+      </w:pPr>
+      <w:r>
+        <w:t xml:space="preserve">yapılmamalıdır.</w:t>
       </w:r>
     </w:p>
     <w:p>
@@ -3546,21 +3567,21 @@
           <w:b/>
           <w:bCs/>
         </w:rPr>
-        <w:t xml:space="preserve">SPMS-EXT-03:</w:t>
-      </w:r>
-      <w:r>
-        <w:t xml:space="preserve"> </w:t>
-      </w:r>
-      <w:r>
-        <w:t xml:space="preserve">Harici sistemlerle veri paylaşımı kullanıcı izni olmadan</w:t>
-      </w:r>
-    </w:p>
-    <w:p>
-      <w:pPr>
-        <w:pStyle w:val="FirstParagraph"/>
-      </w:pPr>
-      <w:r>
-        <w:t xml:space="preserve">yapılmamalıdır.</w:t>
+        <w:t xml:space="preserve">SPMS-EXT-04:</w:t>
+      </w:r>
+      <w:r>
+        <w:t xml:space="preserve"> </w:t>
+      </w:r>
+      <w:r>
+        <w:t xml:space="preserve">Entegrasyon API anahtarları (API key, OAuth token) güvenli</w:t>
+      </w:r>
+    </w:p>
+    <w:p>
+      <w:pPr>
+        <w:pStyle w:val="FirstParagraph"/>
+      </w:pPr>
+      <w:r>
+        <w:t xml:space="preserve">biçimde saklanmalıdır.</w:t>
       </w:r>
     </w:p>
     <w:p>
@@ -3576,21 +3597,75 @@
           <w:b/>
           <w:bCs/>
         </w:rPr>
-        <w:t xml:space="preserve">SPMS-EXT-04:</w:t>
-      </w:r>
-      <w:r>
-        <w:t xml:space="preserve"> </w:t>
-      </w:r>
-      <w:r>
-        <w:t xml:space="preserve">Entegrasyon API anahtarları (API key, OAuth token) güvenli</w:t>
-      </w:r>
-    </w:p>
-    <w:p>
-      <w:pPr>
-        <w:pStyle w:val="FirstParagraph"/>
-      </w:pPr>
-      <w:r>
-        <w:t xml:space="preserve">biçimde saklanmalıdır.</w:t>
+        <w:t xml:space="preserve">SPMS-EXT-05:</w:t>
+      </w:r>
+      <w:r>
+        <w:t xml:space="preserve"> </w:t>
+      </w:r>
+      <w:r>
+        <w:t xml:space="preserve">Yeni entegrasyonlar eklendiğinde, sistemin geri kalan</w:t>
+      </w:r>
+    </w:p>
+    <w:p>
+      <w:pPr>
+        <w:pStyle w:val="FirstParagraph"/>
+      </w:pPr>
+      <w:r>
+        <w:t xml:space="preserve">modüllerinde değişiklik gerektirmeyecek şekilde yapılandırılmalıdır.</w:t>
+      </w:r>
+    </w:p>
+    <w:p>
+      <w:pPr>
+        <w:pStyle w:val="BodyText"/>
+      </w:pPr>
+      <w:r>
+        <w:t xml:space="preserve">Şekil 1.3. SPMS Veri Akış Diyagramı ( Seviye 0 )</w:t>
+      </w:r>
+    </w:p>
+    <w:p>
+      <w:pPr>
+        <w:pStyle w:val="BodyText"/>
+      </w:pPr>
+      <w:r>
+        <w:rPr>
+          <w:b/>
+          <w:bCs/>
+        </w:rPr>
+        <w:t xml:space="preserve">1.4</w:t>
+      </w:r>
+      <w:r>
+        <w:t xml:space="preserve"> </w:t>
+      </w:r>
+      <w:r>
+        <w:rPr>
+          <w:b/>
+          <w:bCs/>
+        </w:rPr>
+        <w:t xml:space="preserve">SPMS Dahili Arayüz Gereksinimleri</w:t>
+      </w:r>
+    </w:p>
+    <w:p>
+      <w:pPr>
+        <w:pStyle w:val="BodyText"/>
+      </w:pPr>
+      <w:r>
+        <w:t xml:space="preserve">Sistem, modüler bir yapıya sahiptir ve her modül (ör. Kullanıcı Yönetimi, Görev Yönetimi,</w:t>
+      </w:r>
+    </w:p>
+    <w:p>
+      <w:pPr>
+        <w:pStyle w:val="BodyText"/>
+      </w:pPr>
+      <w:r>
+        <w:t xml:space="preserve">Bildirim, Raporlama) kendi içinde bağımsız çalışırken diğer modüllerle tanımlı arayüzler</w:t>
+      </w:r>
+    </w:p>
+    <w:p>
+      <w:pPr>
+        <w:pStyle w:val="BodyText"/>
+      </w:pPr>
+      <w:r>
+        <w:t xml:space="preserve">üzerinden etkileşim kurar.</w:t>
       </w:r>
     </w:p>
     <w:p>
@@ -3606,75 +3681,21 @@
           <w:b/>
           <w:bCs/>
         </w:rPr>
-        <w:t xml:space="preserve">SPMS-EXT-05:</w:t>
-      </w:r>
-      <w:r>
-        <w:t xml:space="preserve"> </w:t>
-      </w:r>
-      <w:r>
-        <w:t xml:space="preserve">Yeni entegrasyonlar eklendiğinde, sistemin geri kalan</w:t>
-      </w:r>
-    </w:p>
-    <w:p>
-      <w:pPr>
-        <w:pStyle w:val="FirstParagraph"/>
-      </w:pPr>
-      <w:r>
-        <w:t xml:space="preserve">modüllerinde değişiklik gerektirmeyecek şekilde yapılandırılmalıdır.</w:t>
-      </w:r>
-    </w:p>
-    <w:p>
-      <w:pPr>
-        <w:pStyle w:val="BodyText"/>
-      </w:pPr>
-      <w:r>
-        <w:t xml:space="preserve">Şekil 1.3. SPMS Veri Akış Diyagramı ( Seviye 0 )</w:t>
-      </w:r>
-    </w:p>
-    <w:p>
-      <w:pPr>
-        <w:pStyle w:val="BodyText"/>
-      </w:pPr>
-      <w:r>
-        <w:rPr>
-          <w:b/>
-          <w:bCs/>
-        </w:rPr>
-        <w:t xml:space="preserve">1.4</w:t>
-      </w:r>
-      <w:r>
-        <w:t xml:space="preserve"> </w:t>
-      </w:r>
-      <w:r>
-        <w:rPr>
-          <w:b/>
-          <w:bCs/>
-        </w:rPr>
-        <w:t xml:space="preserve">SPMS Dahili Arayüz Gereksinimleri</w:t>
-      </w:r>
-    </w:p>
-    <w:p>
-      <w:pPr>
-        <w:pStyle w:val="BodyText"/>
-      </w:pPr>
-      <w:r>
-        <w:t xml:space="preserve">Sistem, modüler bir yapıya sahiptir ve her modül (ör. Kullanıcı Yönetimi, Görev Yönetimi,</w:t>
-      </w:r>
-    </w:p>
-    <w:p>
-      <w:pPr>
-        <w:pStyle w:val="BodyText"/>
-      </w:pPr>
-      <w:r>
-        <w:t xml:space="preserve">Bildirim, Raporlama) kendi içinde bağımsız çalışırken diğer modüllerle tanımlı arayüzler</w:t>
-      </w:r>
-    </w:p>
-    <w:p>
-      <w:pPr>
-        <w:pStyle w:val="BodyText"/>
-      </w:pPr>
-      <w:r>
-        <w:t xml:space="preserve">üzerinden etkileşim kurar.</w:t>
+        <w:t xml:space="preserve">SPMS-INT-1:</w:t>
+      </w:r>
+      <w:r>
+        <w:t xml:space="preserve"> </w:t>
+      </w:r>
+      <w:r>
+        <w:t xml:space="preserve">Dahili arayüzler, açık ve belgeye dayalı bir API sözleşmesi (interface</w:t>
+      </w:r>
+    </w:p>
+    <w:p>
+      <w:pPr>
+        <w:pStyle w:val="FirstParagraph"/>
+      </w:pPr>
+      <w:r>
+        <w:t xml:space="preserve">contract) kullanılarak tanımlanmalıdır.</w:t>
       </w:r>
     </w:p>
     <w:p>
@@ -3690,21 +3711,21 @@
           <w:b/>
           <w:bCs/>
         </w:rPr>
-        <w:t xml:space="preserve">SPMS-INT-1:</w:t>
-      </w:r>
-      <w:r>
-        <w:t xml:space="preserve"> </w:t>
-      </w:r>
-      <w:r>
-        <w:t xml:space="preserve">Dahili arayüzler, açık ve belgeye dayalı bir API sözleşmesi (interface</w:t>
-      </w:r>
-    </w:p>
-    <w:p>
-      <w:pPr>
-        <w:pStyle w:val="FirstParagraph"/>
-      </w:pPr>
-      <w:r>
-        <w:t xml:space="preserve">contract) kullanılarak tanımlanmalıdır.</w:t>
+        <w:t xml:space="preserve">SPMS-INT-2:</w:t>
+      </w:r>
+      <w:r>
+        <w:t xml:space="preserve"> </w:t>
+      </w:r>
+      <w:r>
+        <w:t xml:space="preserve">Modüller arasında veri paylaşımı, olay tabanlı (event-driven) veya</w:t>
+      </w:r>
+    </w:p>
+    <w:p>
+      <w:pPr>
+        <w:pStyle w:val="FirstParagraph"/>
+      </w:pPr>
+      <w:r>
+        <w:t xml:space="preserve">servis tabanlı (service-oriented) iletişim yöntemleriyle yapılmalıdır.</w:t>
       </w:r>
     </w:p>
     <w:p>
@@ -3720,26 +3741,25 @@
           <w:b/>
           <w:bCs/>
         </w:rPr>
-        <w:t xml:space="preserve">SPMS-INT-2:</w:t>
-      </w:r>
-      <w:r>
-        <w:t xml:space="preserve"> </w:t>
-      </w:r>
-      <w:r>
-        <w:t xml:space="preserve">Modüller arasında veri paylaşımı, olay tabanlı (event-driven) veya</w:t>
-      </w:r>
-    </w:p>
-    <w:p>
-      <w:pPr>
-        <w:pStyle w:val="FirstParagraph"/>
-      </w:pPr>
-      <w:r>
-        <w:t xml:space="preserve">servis tabanlı (service-oriented) iletişim yöntemleriyle yapılmalıdır.</w:t>
-      </w:r>
-    </w:p>
-    <w:p>
-      <w:pPr>
-        <w:pStyle w:val="Compact"/>
+        <w:t xml:space="preserve">SPMS-INT-3:</w:t>
+      </w:r>
+      <w:r>
+        <w:t xml:space="preserve"> </w:t>
+      </w:r>
+      <w:r>
+        <w:t xml:space="preserve">Modüller birbirine doğrudan bağımlı olmamalı; arayüzler</w:t>
+      </w:r>
+    </w:p>
+    <w:p>
+      <w:pPr>
+        <w:pStyle w:val="FirstParagraph"/>
+      </w:pPr>
+      <w:r>
+        <w:t xml:space="preserve">değiştiğinde sistemin genel bütünlüğü bozulmadan revizyon yapılabilmelidir.</w:t>
+      </w:r>
+    </w:p>
+    <w:p>
+      <w:pPr>
         <w:numPr>
           <w:ilvl w:val="0"/>
           <w:numId w:val="1067"/>
@@ -3750,21 +3770,42 @@
           <w:b/>
           <w:bCs/>
         </w:rPr>
-        <w:t xml:space="preserve">SPMS-INT-3:</w:t>
-      </w:r>
-      <w:r>
-        <w:t xml:space="preserve"> </w:t>
-      </w:r>
-      <w:r>
-        <w:t xml:space="preserve">Modüller birbirine doğrudan bağımlı olmamalı; arayüzler</w:t>
-      </w:r>
-    </w:p>
-    <w:p>
-      <w:pPr>
-        <w:pStyle w:val="FirstParagraph"/>
-      </w:pPr>
-      <w:r>
-        <w:t xml:space="preserve">değiştiğinde sistemin genel bütünlüğü bozulmadan revizyon yapılabilmelidir.</w:t>
+        <w:t xml:space="preserve">SPMS-INT-4:</w:t>
+      </w:r>
+      <w:r>
+        <w:t xml:space="preserve"> </w:t>
+      </w:r>
+      <w:r>
+        <w:t xml:space="preserve">Bildirim Modülü, Görev Yönetimi Modülü’nde gerçekleşen değişiklikleri dinleyebilmeli; bu tür olaylar uygulama servis katmanı üzerinden tetiklenmeli ve bildirim tablosuna yazılmalıdır. Mimari, ilerleyen sürümlerde mesaj kuyruğu (ör. Redis Queue, Kafka) entegrasyonuna açık olmalıdır.</w:t>
+      </w:r>
+    </w:p>
+    <w:p>
+      <w:pPr>
+        <w:numPr>
+          <w:ilvl w:val="0"/>
+          <w:numId w:val="1067"/>
+        </w:numPr>
+      </w:pPr>
+      <w:r>
+        <w:rPr>
+          <w:b/>
+          <w:bCs/>
+        </w:rPr>
+        <w:t xml:space="preserve">SPMS-INT-5:</w:t>
+      </w:r>
+      <w:r>
+        <w:t xml:space="preserve"> </w:t>
+      </w:r>
+      <w:r>
+        <w:t xml:space="preserve">Raporlama Modülü, diğer modüllerden veri çekerken yalnızca sorgu</w:t>
+      </w:r>
+    </w:p>
+    <w:p>
+      <w:pPr>
+        <w:pStyle w:val="FirstParagraph"/>
+      </w:pPr>
+      <w:r>
+        <w:t xml:space="preserve">bazlı okuma (read-only) yetkisine sahip olmalıdır.</w:t>
       </w:r>
     </w:p>
     <w:p>
@@ -3780,34 +3821,79 @@
           <w:b/>
           <w:bCs/>
         </w:rPr>
-        <w:t xml:space="preserve">SPMS-INT-4:</w:t>
-      </w:r>
-      <w:r>
-        <w:t xml:space="preserve"> </w:t>
-      </w:r>
-      <w:r>
-        <w:t xml:space="preserve">Bildirim Modülü, Görev Yönetimi Modülü’nde gerçekleşen</w:t>
-      </w:r>
-    </w:p>
-    <w:p>
-      <w:pPr>
-        <w:pStyle w:val="FirstParagraph"/>
-      </w:pPr>
-      <w:r>
-        <w:t xml:space="preserve">değişiklikleri dinleyebilmeli; bu tür olaylar bir mesaj kuyruğu (ör. Redis Queue,</w:t>
-      </w:r>
-    </w:p>
-    <w:p>
-      <w:pPr>
-        <w:pStyle w:val="BodyText"/>
-      </w:pPr>
-      <w:r>
-        <w:t xml:space="preserve">Kafka) üzerinden yönetilebilmelidir.</w:t>
-      </w:r>
-    </w:p>
-    <w:p>
-      <w:pPr>
-        <w:pStyle w:val="Compact"/>
+        <w:t xml:space="preserve">SPMS-INT-6:</w:t>
+      </w:r>
+      <w:r>
+        <w:t xml:space="preserve"> </w:t>
+      </w:r>
+      <w:r>
+        <w:t xml:space="preserve">Dahili arayüzlerdeki tüm veri alışverişi JSON formatında</w:t>
+      </w:r>
+    </w:p>
+    <w:p>
+      <w:pPr>
+        <w:pStyle w:val="FirstParagraph"/>
+      </w:pPr>
+      <w:r>
+        <w:t xml:space="preserve">yapılmalıdır, ancak sistemin genişlemesi halinde XML, gRPC veya GraphQL gibi</w:t>
+      </w:r>
+    </w:p>
+    <w:p>
+      <w:pPr>
+        <w:pStyle w:val="BodyText"/>
+      </w:pPr>
+      <w:r>
+        <w:t xml:space="preserve">formatlara uyarlanabilir olmalıdır.</w:t>
+      </w:r>
+    </w:p>
+    <w:p>
+      <w:pPr>
+        <w:pStyle w:val="BodyText"/>
+      </w:pPr>
+      <w:r>
+        <w:rPr>
+          <w:b/>
+          <w:bCs/>
+        </w:rPr>
+        <w:t xml:space="preserve">1.5</w:t>
+      </w:r>
+      <w:r>
+        <w:t xml:space="preserve"> </w:t>
+      </w:r>
+      <w:r>
+        <w:rPr>
+          <w:b/>
+          <w:bCs/>
+        </w:rPr>
+        <w:t xml:space="preserve">SPMS Dahili Veri Gereksinimleri</w:t>
+      </w:r>
+    </w:p>
+    <w:p>
+      <w:pPr>
+        <w:pStyle w:val="BodyText"/>
+      </w:pPr>
+      <w:r>
+        <w:t xml:space="preserve">Sistem veri yapısı, genişletilebilir ve kolay güncellenebilir şekilde tasarlanacaktır. Veri</w:t>
+      </w:r>
+    </w:p>
+    <w:p>
+      <w:pPr>
+        <w:pStyle w:val="BodyText"/>
+      </w:pPr>
+      <w:r>
+        <w:t xml:space="preserve">modeli ilişkisel (PostgreSQL) temellidir ancak ilerleyen sürümlerde NoSQL veya hibrit</w:t>
+      </w:r>
+    </w:p>
+    <w:p>
+      <w:pPr>
+        <w:pStyle w:val="BodyText"/>
+      </w:pPr>
+      <w:r>
+        <w:t xml:space="preserve">yapılarla da uyumlu hale getirilebilir.</w:t>
+      </w:r>
+    </w:p>
+    <w:p>
+      <w:pPr>
         <w:numPr>
           <w:ilvl w:val="0"/>
           <w:numId w:val="1069"/>
@@ -3818,21 +3904,42 @@
           <w:b/>
           <w:bCs/>
         </w:rPr>
-        <w:t xml:space="preserve">SPMS-INT-5:</w:t>
-      </w:r>
-      <w:r>
-        <w:t xml:space="preserve"> </w:t>
-      </w:r>
-      <w:r>
-        <w:t xml:space="preserve">Raporlama Modülü, diğer modüllerden veri çekerken yalnızca sorgu</w:t>
-      </w:r>
-    </w:p>
-    <w:p>
-      <w:pPr>
-        <w:pStyle w:val="FirstParagraph"/>
-      </w:pPr>
-      <w:r>
-        <w:t xml:space="preserve">bazlı okuma (read-only) yetkisine sahip olmalıdır.</w:t>
+        <w:t xml:space="preserve">SPMS-DATA-1:</w:t>
+      </w:r>
+      <w:r>
+        <w:t xml:space="preserve"> </w:t>
+      </w:r>
+      <w:r>
+        <w:t xml:space="preserve">Temel tablolar: Users, Roles, Projects, ProjectMembers, Tasks, TaskDependencies, Comments, Attachments, Notifications, Sprints, AuditLogs, PasswordResetTokens, Teams, TeamMembers, BoardColumns.</w:t>
+      </w:r>
+    </w:p>
+    <w:p>
+      <w:pPr>
+        <w:numPr>
+          <w:ilvl w:val="0"/>
+          <w:numId w:val="1069"/>
+        </w:numPr>
+      </w:pPr>
+      <w:r>
+        <w:rPr>
+          <w:b/>
+          <w:bCs/>
+        </w:rPr>
+        <w:t xml:space="preserve">SPMS-DATA-2:</w:t>
+      </w:r>
+      <w:r>
+        <w:t xml:space="preserve"> </w:t>
+      </w:r>
+      <w:r>
+        <w:t xml:space="preserve">Her tablo birincil anahtar (Primary Key) ve sürüm bilgisi</w:t>
+      </w:r>
+    </w:p>
+    <w:p>
+      <w:pPr>
+        <w:pStyle w:val="FirstParagraph"/>
+      </w:pPr>
+      <w:r>
+        <w:t xml:space="preserve">(versioning) alanı içermelidir.</w:t>
       </w:r>
     </w:p>
     <w:p>
@@ -3848,79 +3955,26 @@
           <w:b/>
           <w:bCs/>
         </w:rPr>
-        <w:t xml:space="preserve">SPMS-INT-6:</w:t>
-      </w:r>
-      <w:r>
-        <w:t xml:space="preserve"> </w:t>
-      </w:r>
-      <w:r>
-        <w:t xml:space="preserve">Dahili arayüzlerdeki tüm veri alışverişi JSON formatında</w:t>
-      </w:r>
-    </w:p>
-    <w:p>
-      <w:pPr>
-        <w:pStyle w:val="FirstParagraph"/>
-      </w:pPr>
-      <w:r>
-        <w:t xml:space="preserve">yapılmalıdır, ancak sistemin genişlemesi halinde XML, gRPC veya GraphQL gibi</w:t>
-      </w:r>
-    </w:p>
-    <w:p>
-      <w:pPr>
-        <w:pStyle w:val="BodyText"/>
-      </w:pPr>
-      <w:r>
-        <w:t xml:space="preserve">formatlara uyarlanabilir olmalıdır.</w:t>
-      </w:r>
-    </w:p>
-    <w:p>
-      <w:pPr>
-        <w:pStyle w:val="BodyText"/>
-      </w:pPr>
-      <w:r>
-        <w:rPr>
-          <w:b/>
-          <w:bCs/>
-        </w:rPr>
-        <w:t xml:space="preserve">1.5</w:t>
-      </w:r>
-      <w:r>
-        <w:t xml:space="preserve"> </w:t>
-      </w:r>
-      <w:r>
-        <w:rPr>
-          <w:b/>
-          <w:bCs/>
-        </w:rPr>
-        <w:t xml:space="preserve">SPMS Dahili Veri Gereksinimleri</w:t>
-      </w:r>
-    </w:p>
-    <w:p>
-      <w:pPr>
-        <w:pStyle w:val="BodyText"/>
-      </w:pPr>
-      <w:r>
-        <w:t xml:space="preserve">Sistem veri yapısı, genişletilebilir ve kolay güncellenebilir şekilde tasarlanacaktır. Veri</w:t>
-      </w:r>
-    </w:p>
-    <w:p>
-      <w:pPr>
-        <w:pStyle w:val="BodyText"/>
-      </w:pPr>
-      <w:r>
-        <w:t xml:space="preserve">modeli ilişkisel (PostgreSQL) temellidir ancak ilerleyen sürümlerde NoSQL veya hibrit</w:t>
-      </w:r>
-    </w:p>
-    <w:p>
-      <w:pPr>
-        <w:pStyle w:val="BodyText"/>
-      </w:pPr>
-      <w:r>
-        <w:t xml:space="preserve">yapılarla da uyumlu hale getirilebilir.</w:t>
-      </w:r>
-    </w:p>
-    <w:p>
-      <w:pPr>
+        <w:t xml:space="preserve">SPMS-DATA-3:</w:t>
+      </w:r>
+      <w:r>
+        <w:t xml:space="preserve"> </w:t>
+      </w:r>
+      <w:r>
+        <w:t xml:space="preserve">Verilerde tarihsel izleme (audit trail) tutulmalı; geçmiş</w:t>
+      </w:r>
+    </w:p>
+    <w:p>
+      <w:pPr>
+        <w:pStyle w:val="FirstParagraph"/>
+      </w:pPr>
+      <w:r>
+        <w:t xml:space="preserve">değişiklikler gerektiğinde geriye alınabilmelidir.</w:t>
+      </w:r>
+    </w:p>
+    <w:p>
+      <w:pPr>
+        <w:pStyle w:val="Compact"/>
         <w:numPr>
           <w:ilvl w:val="0"/>
           <w:numId w:val="1071"/>
@@ -3931,42 +3985,21 @@
           <w:b/>
           <w:bCs/>
         </w:rPr>
-        <w:t xml:space="preserve">SPMS-DATA-1:</w:t>
-      </w:r>
-      <w:r>
-        <w:t xml:space="preserve"> </w:t>
-      </w:r>
-      <w:r>
-        <w:t xml:space="preserve">Temel tablolar: Users, Roles, Projects, ProjectMembers, Tasks, TaskDependencies, Comments, Attachments, Notifications, Sprints, AuditLogs, PasswordResetTokens, Teams, TeamMembers, BoardColumns.</w:t>
-      </w:r>
-    </w:p>
-    <w:p>
-      <w:pPr>
-        <w:numPr>
-          <w:ilvl w:val="0"/>
-          <w:numId w:val="1071"/>
-        </w:numPr>
-      </w:pPr>
-      <w:r>
-        <w:rPr>
-          <w:b/>
-          <w:bCs/>
-        </w:rPr>
-        <w:t xml:space="preserve">SPMS-DATA-2:</w:t>
-      </w:r>
-      <w:r>
-        <w:t xml:space="preserve"> </w:t>
-      </w:r>
-      <w:r>
-        <w:t xml:space="preserve">Her tablo birincil anahtar (Primary Key) ve sürüm bilgisi</w:t>
-      </w:r>
-    </w:p>
-    <w:p>
-      <w:pPr>
-        <w:pStyle w:val="FirstParagraph"/>
-      </w:pPr>
-      <w:r>
-        <w:t xml:space="preserve">(versioning) alanı içermelidir.</w:t>
+        <w:t xml:space="preserve">SPMS-DATA-4:</w:t>
+      </w:r>
+      <w:r>
+        <w:t xml:space="preserve"> </w:t>
+      </w:r>
+      <w:r>
+        <w:t xml:space="preserve">Tekrarlayan görevlerde “başlangıç tarihi”, “tekrarlama aralığı” ve</w:t>
+      </w:r>
+    </w:p>
+    <w:p>
+      <w:pPr>
+        <w:pStyle w:val="FirstParagraph"/>
+      </w:pPr>
+      <w:r>
+        <w:t xml:space="preserve">“bitiş koşulu” zorunludur.</w:t>
       </w:r>
     </w:p>
     <w:p>
@@ -3982,21 +4015,21 @@
           <w:b/>
           <w:bCs/>
         </w:rPr>
-        <w:t xml:space="preserve">SPMS-DATA-3:</w:t>
-      </w:r>
-      <w:r>
-        <w:t xml:space="preserve"> </w:t>
-      </w:r>
-      <w:r>
-        <w:t xml:space="preserve">Verilerde tarihsel izleme (audit trail) tutulmalı; geçmiş</w:t>
-      </w:r>
-    </w:p>
-    <w:p>
-      <w:pPr>
-        <w:pStyle w:val="FirstParagraph"/>
-      </w:pPr>
-      <w:r>
-        <w:t xml:space="preserve">değişiklikler gerektiğinde geriye alınabilmelidir.</w:t>
+        <w:t xml:space="preserve">SPMS-DATA-5:</w:t>
+      </w:r>
+      <w:r>
+        <w:t xml:space="preserve"> </w:t>
+      </w:r>
+      <w:r>
+        <w:t xml:space="preserve">Veriler, çoklu proje desteği için “project_id” üzerinden</w:t>
+      </w:r>
+    </w:p>
+    <w:p>
+      <w:pPr>
+        <w:pStyle w:val="FirstParagraph"/>
+      </w:pPr>
+      <w:r>
+        <w:t xml:space="preserve">ayrıştırılmalıdır.</w:t>
       </w:r>
     </w:p>
     <w:p>
@@ -4012,21 +4045,21 @@
           <w:b/>
           <w:bCs/>
         </w:rPr>
-        <w:t xml:space="preserve">SPMS-DATA-4:</w:t>
-      </w:r>
-      <w:r>
-        <w:t xml:space="preserve"> </w:t>
-      </w:r>
-      <w:r>
-        <w:t xml:space="preserve">Tekrarlayan görevlerde “başlangıç tarihi”, “tekrarlama aralığı” ve</w:t>
-      </w:r>
-    </w:p>
-    <w:p>
-      <w:pPr>
-        <w:pStyle w:val="FirstParagraph"/>
-      </w:pPr>
-      <w:r>
-        <w:t xml:space="preserve">“bitiş koşulu” zorunludur.</w:t>
+        <w:t xml:space="preserve">SPMS-DATA-6:</w:t>
+      </w:r>
+      <w:r>
+        <w:t xml:space="preserve"> </w:t>
+      </w:r>
+      <w:r>
+        <w:t xml:space="preserve">Veritabanı şeması revizyonlara açık olmalı; yeni alanlar eklenmesi</w:t>
+      </w:r>
+    </w:p>
+    <w:p>
+      <w:pPr>
+        <w:pStyle w:val="FirstParagraph"/>
+      </w:pPr>
+      <w:r>
+        <w:t xml:space="preserve">mevcut işleyişi bozmamalıdır (ör. NULL destekli alanlar).</w:t>
       </w:r>
     </w:p>
     <w:p>
@@ -4042,21 +4075,21 @@
           <w:b/>
           <w:bCs/>
         </w:rPr>
-        <w:t xml:space="preserve">SPMS-DATA-5:</w:t>
-      </w:r>
-      <w:r>
-        <w:t xml:space="preserve"> </w:t>
-      </w:r>
-      <w:r>
-        <w:t xml:space="preserve">Veriler, çoklu proje desteği için “project_id” üzerinden</w:t>
-      </w:r>
-    </w:p>
-    <w:p>
-      <w:pPr>
-        <w:pStyle w:val="FirstParagraph"/>
-      </w:pPr>
-      <w:r>
-        <w:t xml:space="preserve">ayrıştırılmalıdır.</w:t>
+        <w:t xml:space="preserve">SPMS-DATA-7:</w:t>
+      </w:r>
+      <w:r>
+        <w:t xml:space="preserve"> </w:t>
+      </w:r>
+      <w:r>
+        <w:t xml:space="preserve">Silme işlemleri yumuşak silme (soft delete) mantığıyla yapılmalı,</w:t>
+      </w:r>
+    </w:p>
+    <w:p>
+      <w:pPr>
+        <w:pStyle w:val="FirstParagraph"/>
+      </w:pPr>
+      <w:r>
+        <w:t xml:space="preserve">kalıcı silme yalnızca yönetici izniyle gerçekleşmelidir.</w:t>
       </w:r>
     </w:p>
     <w:p>
@@ -4072,21 +4105,67 @@
           <w:b/>
           <w:bCs/>
         </w:rPr>
-        <w:t xml:space="preserve">SPMS-DATA-6:</w:t>
-      </w:r>
-      <w:r>
-        <w:t xml:space="preserve"> </w:t>
-      </w:r>
-      <w:r>
-        <w:t xml:space="preserve">Veritabanı şeması revizyonlara açık olmalı; yeni alanlar eklenmesi</w:t>
-      </w:r>
-    </w:p>
-    <w:p>
-      <w:pPr>
-        <w:pStyle w:val="FirstParagraph"/>
-      </w:pPr>
-      <w:r>
-        <w:t xml:space="preserve">mevcut işleyişi bozmamalıdır (ör. NULL destekli alanlar).</w:t>
+        <w:t xml:space="preserve">SPMS-DATA-8:</w:t>
+      </w:r>
+      <w:r>
+        <w:t xml:space="preserve"> </w:t>
+      </w:r>
+      <w:r>
+        <w:t xml:space="preserve">Veri ilişkileri, sistemin bütünlüğünü koruyacak şekilde</w:t>
+      </w:r>
+    </w:p>
+    <w:p>
+      <w:pPr>
+        <w:pStyle w:val="FirstParagraph"/>
+      </w:pPr>
+      <w:r>
+        <w:t xml:space="preserve">kısıtlamalarla (constraint) korunmalıdır; ancak modül genişletmelerinde bu kısıtlar</w:t>
+      </w:r>
+    </w:p>
+    <w:p>
+      <w:pPr>
+        <w:pStyle w:val="BodyText"/>
+      </w:pPr>
+      <w:r>
+        <w:t xml:space="preserve">konfigüre edilebilir olmalıdır.</w:t>
+      </w:r>
+    </w:p>
+    <w:p>
+      <w:pPr>
+        <w:pStyle w:val="BodyText"/>
+      </w:pPr>
+      <w:r>
+        <w:rPr>
+          <w:b/>
+          <w:bCs/>
+        </w:rPr>
+        <w:t xml:space="preserve">1.6</w:t>
+      </w:r>
+      <w:r>
+        <w:t xml:space="preserve"> </w:t>
+      </w:r>
+      <w:r>
+        <w:rPr>
+          <w:b/>
+          <w:bCs/>
+        </w:rPr>
+        <w:t xml:space="preserve">Uyarlama Gereksinimleri</w:t>
+      </w:r>
+    </w:p>
+    <w:p>
+      <w:pPr>
+        <w:pStyle w:val="BodyText"/>
+      </w:pPr>
+      <w:r>
+        <w:t xml:space="preserve">Sistem, organizasyonların farklı proje yönetim yöntemlerine veya ekip yapısına göre</w:t>
+      </w:r>
+    </w:p>
+    <w:p>
+      <w:pPr>
+        <w:pStyle w:val="BodyText"/>
+      </w:pPr>
+      <w:r>
+        <w:t xml:space="preserve">kolayca uyarlanabilir olmalıdır.</w:t>
       </w:r>
     </w:p>
     <w:p>
@@ -4102,21 +4181,21 @@
           <w:b/>
           <w:bCs/>
         </w:rPr>
-        <w:t xml:space="preserve">SPMS-DATA-7:</w:t>
-      </w:r>
-      <w:r>
-        <w:t xml:space="preserve"> </w:t>
-      </w:r>
-      <w:r>
-        <w:t xml:space="preserve">Silme işlemleri yumuşak silme (soft delete) mantığıyla yapılmalı,</w:t>
-      </w:r>
-    </w:p>
-    <w:p>
-      <w:pPr>
-        <w:pStyle w:val="FirstParagraph"/>
-      </w:pPr>
-      <w:r>
-        <w:t xml:space="preserve">kalıcı silme yalnızca yönetici izniyle gerçekleşmelidir.</w:t>
+        <w:t xml:space="preserve">SPMS-ADAPT-1:</w:t>
+      </w:r>
+      <w:r>
+        <w:t xml:space="preserve"> </w:t>
+      </w:r>
+      <w:r>
+        <w:t xml:space="preserve">Kullanıcı, sistemdeki aktif süreç modelini (ör. Scrum, Kanban,</w:t>
+      </w:r>
+    </w:p>
+    <w:p>
+      <w:pPr>
+        <w:pStyle w:val="FirstParagraph"/>
+      </w:pPr>
+      <w:r>
+        <w:t xml:space="preserve">Waterfall) değiştirebilir; bu değişiklik yalnızca o projeyi etkiler.</w:t>
       </w:r>
     </w:p>
     <w:p>
@@ -4132,67 +4211,21 @@
           <w:b/>
           <w:bCs/>
         </w:rPr>
-        <w:t xml:space="preserve">SPMS-DATA-8:</w:t>
-      </w:r>
-      <w:r>
-        <w:t xml:space="preserve"> </w:t>
-      </w:r>
-      <w:r>
-        <w:t xml:space="preserve">Veri ilişkileri, sistemin bütünlüğünü koruyacak şekilde</w:t>
-      </w:r>
-    </w:p>
-    <w:p>
-      <w:pPr>
-        <w:pStyle w:val="FirstParagraph"/>
-      </w:pPr>
-      <w:r>
-        <w:t xml:space="preserve">kısıtlamalarla (constraint) korunmalıdır; ancak modül genişletmelerinde bu kısıtlar</w:t>
-      </w:r>
-    </w:p>
-    <w:p>
-      <w:pPr>
-        <w:pStyle w:val="BodyText"/>
-      </w:pPr>
-      <w:r>
-        <w:t xml:space="preserve">konfigüre edilebilir olmalıdır.</w:t>
-      </w:r>
-    </w:p>
-    <w:p>
-      <w:pPr>
-        <w:pStyle w:val="BodyText"/>
-      </w:pPr>
-      <w:r>
-        <w:rPr>
-          <w:b/>
-          <w:bCs/>
-        </w:rPr>
-        <w:t xml:space="preserve">1.6</w:t>
-      </w:r>
-      <w:r>
-        <w:t xml:space="preserve"> </w:t>
-      </w:r>
-      <w:r>
-        <w:rPr>
-          <w:b/>
-          <w:bCs/>
-        </w:rPr>
-        <w:t xml:space="preserve">Uyarlama Gereksinimleri</w:t>
-      </w:r>
-    </w:p>
-    <w:p>
-      <w:pPr>
-        <w:pStyle w:val="BodyText"/>
-      </w:pPr>
-      <w:r>
-        <w:t xml:space="preserve">Sistem, organizasyonların farklı proje yönetim yöntemlerine veya ekip yapısına göre</w:t>
-      </w:r>
-    </w:p>
-    <w:p>
-      <w:pPr>
-        <w:pStyle w:val="BodyText"/>
-      </w:pPr>
-      <w:r>
-        <w:t xml:space="preserve">kolayca uyarlanabilir olmalıdır.</w:t>
+        <w:t xml:space="preserve">SPMS-ADAPT-2:</w:t>
+      </w:r>
+      <w:r>
+        <w:t xml:space="preserve"> </w:t>
+      </w:r>
+      <w:r>
+        <w:t xml:space="preserve">Sistem yöneticisi, yeni süreç modeli şablonları tanımlayabilir</w:t>
+      </w:r>
+    </w:p>
+    <w:p>
+      <w:pPr>
+        <w:pStyle w:val="FirstParagraph"/>
+      </w:pPr>
+      <w:r>
+        <w:t xml:space="preserve">veya mevcutları düzenleyebilir.</w:t>
       </w:r>
     </w:p>
     <w:p>
@@ -4208,21 +4241,21 @@
           <w:b/>
           <w:bCs/>
         </w:rPr>
-        <w:t xml:space="preserve">SPMS-ADAPT-1:</w:t>
-      </w:r>
-      <w:r>
-        <w:t xml:space="preserve"> </w:t>
-      </w:r>
-      <w:r>
-        <w:t xml:space="preserve">Kullanıcı, sistemdeki aktif süreç modelini (ör. Scrum, Kanban,</w:t>
-      </w:r>
-    </w:p>
-    <w:p>
-      <w:pPr>
-        <w:pStyle w:val="FirstParagraph"/>
-      </w:pPr>
-      <w:r>
-        <w:t xml:space="preserve">Waterfall) değiştirebilir; bu değişiklik yalnızca o projeyi etkiler.</w:t>
+        <w:t xml:space="preserve">SPMS-ADAPT-3:</w:t>
+      </w:r>
+      <w:r>
+        <w:t xml:space="preserve"> </w:t>
+      </w:r>
+      <w:r>
+        <w:t xml:space="preserve">UI öğeleri (renk paleti, durum etiketleri, grafik temaları)</w:t>
+      </w:r>
+    </w:p>
+    <w:p>
+      <w:pPr>
+        <w:pStyle w:val="FirstParagraph"/>
+      </w:pPr>
+      <w:r>
+        <w:t xml:space="preserve">organizasyon düzeyinde ayarlanabilir.</w:t>
       </w:r>
     </w:p>
     <w:p>
@@ -4238,21 +4271,21 @@
           <w:b/>
           <w:bCs/>
         </w:rPr>
-        <w:t xml:space="preserve">SPMS-ADAPT-2:</w:t>
-      </w:r>
-      <w:r>
-        <w:t xml:space="preserve"> </w:t>
-      </w:r>
-      <w:r>
-        <w:t xml:space="preserve">Sistem yöneticisi, yeni süreç modeli şablonları tanımlayabilir</w:t>
-      </w:r>
-    </w:p>
-    <w:p>
-      <w:pPr>
-        <w:pStyle w:val="FirstParagraph"/>
-      </w:pPr>
-      <w:r>
-        <w:t xml:space="preserve">veya mevcutları düzenleyebilir.</w:t>
+        <w:t xml:space="preserve">SPMS-ADAPT-4:</w:t>
+      </w:r>
+      <w:r>
+        <w:t xml:space="preserve"> </w:t>
+      </w:r>
+      <w:r>
+        <w:t xml:space="preserve">Modüller, kurulum esnasında aktif/pasif olarak seçilebilmeli (ör.</w:t>
+      </w:r>
+    </w:p>
+    <w:p>
+      <w:pPr>
+        <w:pStyle w:val="FirstParagraph"/>
+      </w:pPr>
+      <w:r>
+        <w:t xml:space="preserve">raporlama kapatılabilir).</w:t>
       </w:r>
     </w:p>
     <w:p>
@@ -4268,21 +4301,29 @@
           <w:b/>
           <w:bCs/>
         </w:rPr>
-        <w:t xml:space="preserve">SPMS-ADAPT-3:</w:t>
-      </w:r>
-      <w:r>
-        <w:t xml:space="preserve"> </w:t>
-      </w:r>
-      <w:r>
-        <w:t xml:space="preserve">UI öğeleri (renk paleti, durum etiketleri, grafik temaları)</w:t>
-      </w:r>
-    </w:p>
-    <w:p>
-      <w:pPr>
-        <w:pStyle w:val="FirstParagraph"/>
-      </w:pPr>
-      <w:r>
-        <w:t xml:space="preserve">organizasyon düzeyinde ayarlanabilir.</w:t>
+        <w:t xml:space="preserve">SPMS-ADAPT-5:</w:t>
+      </w:r>
+      <w:r>
+        <w:t xml:space="preserve"> </w:t>
+      </w:r>
+      <w:r>
+        <w:t xml:space="preserve">Sistem parametreleri (ör. sprint süresi, görev sınırı, varsayılan</w:t>
+      </w:r>
+    </w:p>
+    <w:p>
+      <w:pPr>
+        <w:pStyle w:val="FirstParagraph"/>
+      </w:pPr>
+      <w:r>
+        <w:t xml:space="preserve">bildirim frekansı) konfigürasyon dosyaları veya yönetim paneli üzerinden</w:t>
+      </w:r>
+    </w:p>
+    <w:p>
+      <w:pPr>
+        <w:pStyle w:val="BodyText"/>
+      </w:pPr>
+      <w:r>
+        <w:t xml:space="preserve">değiştirilebilir.</w:t>
       </w:r>
     </w:p>
     <w:p>
@@ -4298,21 +4339,51 @@
           <w:b/>
           <w:bCs/>
         </w:rPr>
-        <w:t xml:space="preserve">SPMS-ADAPT-4:</w:t>
-      </w:r>
-      <w:r>
-        <w:t xml:space="preserve"> </w:t>
-      </w:r>
-      <w:r>
-        <w:t xml:space="preserve">Modüller, kurulum esnasında aktif/pasif olarak seçilebilmeli (ör.</w:t>
-      </w:r>
-    </w:p>
-    <w:p>
-      <w:pPr>
-        <w:pStyle w:val="FirstParagraph"/>
-      </w:pPr>
-      <w:r>
-        <w:t xml:space="preserve">raporlama kapatılabilir).</w:t>
+        <w:t xml:space="preserve">SPMS-ADAPT-6:</w:t>
+      </w:r>
+      <w:r>
+        <w:t xml:space="preserve"> </w:t>
+      </w:r>
+      <w:r>
+        <w:t xml:space="preserve">Uyarlama işlemleri sistem yeniden başlatması gerektirmemelidir.</w:t>
+      </w:r>
+    </w:p>
+    <w:p>
+      <w:pPr>
+        <w:pStyle w:val="FirstParagraph"/>
+      </w:pPr>
+      <w:r>
+        <w:rPr>
+          <w:b/>
+          <w:bCs/>
+        </w:rPr>
+        <w:t xml:space="preserve">1.7</w:t>
+      </w:r>
+      <w:r>
+        <w:t xml:space="preserve"> </w:t>
+      </w:r>
+      <w:r>
+        <w:rPr>
+          <w:b/>
+          <w:bCs/>
+        </w:rPr>
+        <w:t xml:space="preserve">Emniyet Gereksinimleri</w:t>
+      </w:r>
+    </w:p>
+    <w:p>
+      <w:pPr>
+        <w:pStyle w:val="BodyText"/>
+      </w:pPr>
+      <w:r>
+        <w:t xml:space="preserve">Sistem, kullanıcı ve verilerin güvenliğini riske atmadan hatalara veya beklenmedik</w:t>
+      </w:r>
+    </w:p>
+    <w:p>
+      <w:pPr>
+        <w:pStyle w:val="BodyText"/>
+      </w:pPr>
+      <w:r>
+        <w:t xml:space="preserve">durumlara karşı dayanıklı olmalıdır.</w:t>
       </w:r>
     </w:p>
     <w:p>
@@ -4328,29 +4399,21 @@
           <w:b/>
           <w:bCs/>
         </w:rPr>
-        <w:t xml:space="preserve">SPMS-ADAPT-5:</w:t>
-      </w:r>
-      <w:r>
-        <w:t xml:space="preserve"> </w:t>
-      </w:r>
-      <w:r>
-        <w:t xml:space="preserve">Sistem parametreleri (ör. sprint süresi, görev sınırı, varsayılan</w:t>
-      </w:r>
-    </w:p>
-    <w:p>
-      <w:pPr>
-        <w:pStyle w:val="FirstParagraph"/>
-      </w:pPr>
-      <w:r>
-        <w:t xml:space="preserve">bildirim frekansı) konfigürasyon dosyaları veya yönetim paneli üzerinden</w:t>
-      </w:r>
-    </w:p>
-    <w:p>
-      <w:pPr>
-        <w:pStyle w:val="BodyText"/>
-      </w:pPr>
-      <w:r>
-        <w:t xml:space="preserve">değiştirilebilir.</w:t>
+        <w:t xml:space="preserve">SPMS-SAFE-1:</w:t>
+      </w:r>
+      <w:r>
+        <w:t xml:space="preserve"> </w:t>
+      </w:r>
+      <w:r>
+        <w:t xml:space="preserve">Kritik işlemler (proje silme, model değiştirme, veri dışa aktarma)</w:t>
+      </w:r>
+    </w:p>
+    <w:p>
+      <w:pPr>
+        <w:pStyle w:val="FirstParagraph"/>
+      </w:pPr>
+      <w:r>
+        <w:t xml:space="preserve">öncesinde kullanıcıdan onay alınmalıdır.</w:t>
       </w:r>
     </w:p>
     <w:p>
@@ -4366,51 +4429,21 @@
           <w:b/>
           <w:bCs/>
         </w:rPr>
-        <w:t xml:space="preserve">SPMS-ADAPT-6:</w:t>
-      </w:r>
-      <w:r>
-        <w:t xml:space="preserve"> </w:t>
-      </w:r>
-      <w:r>
-        <w:t xml:space="preserve">Uyarlama işlemleri sistem yeniden başlatması gerektirmemelidir.</w:t>
-      </w:r>
-    </w:p>
-    <w:p>
-      <w:pPr>
-        <w:pStyle w:val="FirstParagraph"/>
-      </w:pPr>
-      <w:r>
-        <w:rPr>
-          <w:b/>
-          <w:bCs/>
-        </w:rPr>
-        <w:t xml:space="preserve">1.7</w:t>
-      </w:r>
-      <w:r>
-        <w:t xml:space="preserve"> </w:t>
-      </w:r>
-      <w:r>
-        <w:rPr>
-          <w:b/>
-          <w:bCs/>
-        </w:rPr>
-        <w:t xml:space="preserve">Emniyet Gereksinimleri</w:t>
-      </w:r>
-    </w:p>
-    <w:p>
-      <w:pPr>
-        <w:pStyle w:val="BodyText"/>
-      </w:pPr>
-      <w:r>
-        <w:t xml:space="preserve">Sistem, kullanıcı ve verilerin güvenliğini riske atmadan hatalara veya beklenmedik</w:t>
-      </w:r>
-    </w:p>
-    <w:p>
-      <w:pPr>
-        <w:pStyle w:val="BodyText"/>
-      </w:pPr>
-      <w:r>
-        <w:t xml:space="preserve">durumlara karşı dayanıklı olmalıdır.</w:t>
+        <w:t xml:space="preserve">SPMS-SAFE-2:</w:t>
+      </w:r>
+      <w:r>
+        <w:t xml:space="preserve"> </w:t>
+      </w:r>
+      <w:r>
+        <w:t xml:space="preserve">Oturum süresi dolduğunda kullanıcı sistemden otomatik olarak</w:t>
+      </w:r>
+    </w:p>
+    <w:p>
+      <w:pPr>
+        <w:pStyle w:val="FirstParagraph"/>
+      </w:pPr>
+      <w:r>
+        <w:t xml:space="preserve">çıkarılmalı; uyarı mesajı gösterilmelidir.</w:t>
       </w:r>
     </w:p>
     <w:p>
@@ -4426,21 +4459,21 @@
           <w:b/>
           <w:bCs/>
         </w:rPr>
-        <w:t xml:space="preserve">SPMS-SAFE-1:</w:t>
-      </w:r>
-      <w:r>
-        <w:t xml:space="preserve"> </w:t>
-      </w:r>
-      <w:r>
-        <w:t xml:space="preserve">Kritik işlemler (proje silme, model değiştirme, veri dışa aktarma)</w:t>
-      </w:r>
-    </w:p>
-    <w:p>
-      <w:pPr>
-        <w:pStyle w:val="FirstParagraph"/>
-      </w:pPr>
-      <w:r>
-        <w:t xml:space="preserve">öncesinde kullanıcıdan onay alınmalıdır.</w:t>
+        <w:t xml:space="preserve">SPMS-SAFE-3:</w:t>
+      </w:r>
+      <w:r>
+        <w:t xml:space="preserve"> </w:t>
+      </w:r>
+      <w:r>
+        <w:t xml:space="preserve">Hatalı kullanıcı giriş denemeleri beş defa tekrarlandığında geçici</w:t>
+      </w:r>
+    </w:p>
+    <w:p>
+      <w:pPr>
+        <w:pStyle w:val="FirstParagraph"/>
+      </w:pPr>
+      <w:r>
+        <w:t xml:space="preserve">kilitleme yapılmalıdır.</w:t>
       </w:r>
     </w:p>
     <w:p>
@@ -4456,21 +4489,59 @@
           <w:b/>
           <w:bCs/>
         </w:rPr>
-        <w:t xml:space="preserve">SPMS-SAFE-2:</w:t>
-      </w:r>
-      <w:r>
-        <w:t xml:space="preserve"> </w:t>
-      </w:r>
-      <w:r>
-        <w:t xml:space="preserve">Oturum süresi dolduğunda kullanıcı sistemden otomatik olarak</w:t>
-      </w:r>
-    </w:p>
-    <w:p>
-      <w:pPr>
-        <w:pStyle w:val="FirstParagraph"/>
-      </w:pPr>
-      <w:r>
-        <w:t xml:space="preserve">çıkarılmalı; uyarı mesajı gösterilmelidir.</w:t>
+        <w:t xml:space="preserve">SPMS-SAFE-4:</w:t>
+      </w:r>
+      <w:r>
+        <w:t xml:space="preserve"> </w:t>
+      </w:r>
+      <w:r>
+        <w:t xml:space="preserve">Emniyet protokolleri, ileride eklenebilecek izleme veya uyarı</w:t>
+      </w:r>
+    </w:p>
+    <w:p>
+      <w:pPr>
+        <w:pStyle w:val="FirstParagraph"/>
+      </w:pPr>
+      <w:r>
+        <w:t xml:space="preserve">servislerine entegre edilebilir olmalıdır (ör. log izleme servisi entegrasyonu).</w:t>
+      </w:r>
+    </w:p>
+    <w:p>
+      <w:pPr>
+        <w:pStyle w:val="BodyText"/>
+      </w:pPr>
+      <w:r>
+        <w:rPr>
+          <w:b/>
+          <w:bCs/>
+        </w:rPr>
+        <w:t xml:space="preserve">1.8</w:t>
+      </w:r>
+      <w:r>
+        <w:t xml:space="preserve"> </w:t>
+      </w:r>
+      <w:r>
+        <w:rPr>
+          <w:b/>
+          <w:bCs/>
+        </w:rPr>
+        <w:t xml:space="preserve">Güvenlik ve Gizlilik Gereksinimleri</w:t>
+      </w:r>
+    </w:p>
+    <w:p>
+      <w:pPr>
+        <w:pStyle w:val="BodyText"/>
+      </w:pPr>
+      <w:r>
+        <w:t xml:space="preserve">Bu bölüm, ’Yazılım Projesi Yönetimi Yazılımı’nın uyması gereken güvenlik, kimlik</w:t>
+      </w:r>
+    </w:p>
+    <w:p>
+      <w:pPr>
+        <w:pStyle w:val="BodyText"/>
+      </w:pPr>
+      <w:r>
+        <w:t xml:space="preserve">doğrulama ve veri gizliliği standartlarını tanımlar.</w:t>
       </w:r>
     </w:p>
     <w:p>
@@ -4486,21 +4557,29 @@
           <w:b/>
           <w:bCs/>
         </w:rPr>
-        <w:t xml:space="preserve">SPMS-SAFE-3:</w:t>
-      </w:r>
-      <w:r>
-        <w:t xml:space="preserve"> </w:t>
-      </w:r>
-      <w:r>
-        <w:t xml:space="preserve">Hatalı kullanıcı giriş denemeleri beş defa tekrarlandığında geçici</w:t>
-      </w:r>
-    </w:p>
-    <w:p>
-      <w:pPr>
-        <w:pStyle w:val="FirstParagraph"/>
-      </w:pPr>
-      <w:r>
-        <w:t xml:space="preserve">kilitleme yapılmalıdır.</w:t>
+        <w:t xml:space="preserve">SPMS-SEC-01:</w:t>
+      </w:r>
+      <w:r>
+        <w:t xml:space="preserve"> </w:t>
+      </w:r>
+      <w:r>
+        <w:t xml:space="preserve">Sistemin kimlik doğrulama mekanizması JSON Web Token (JWT)</w:t>
+      </w:r>
+    </w:p>
+    <w:p>
+      <w:pPr>
+        <w:pStyle w:val="FirstParagraph"/>
+      </w:pPr>
+      <w:r>
+        <w:t xml:space="preserve">tabanlı olmalıdır. Oturum yönetimi bu tokenlar üzerinden güvenli bir şekilde</w:t>
+      </w:r>
+    </w:p>
+    <w:p>
+      <w:pPr>
+        <w:pStyle w:val="BodyText"/>
+      </w:pPr>
+      <w:r>
+        <w:t xml:space="preserve">sağlanmalıdır.</w:t>
       </w:r>
     </w:p>
     <w:p>
@@ -4516,64 +4595,33 @@
           <w:b/>
           <w:bCs/>
         </w:rPr>
-        <w:t xml:space="preserve">SPMS-SAFE-4:</w:t>
-      </w:r>
-      <w:r>
-        <w:t xml:space="preserve"> </w:t>
-      </w:r>
-      <w:r>
-        <w:t xml:space="preserve">Emniyet protokolleri, ileride eklenebilecek izleme veya uyarı</w:t>
-      </w:r>
-    </w:p>
-    <w:p>
-      <w:pPr>
-        <w:pStyle w:val="FirstParagraph"/>
-      </w:pPr>
-      <w:r>
-        <w:t xml:space="preserve">servislerine entegre edilebilir olmalıdır (ör. log izleme servisi entegrasyonu).</w:t>
-      </w:r>
-    </w:p>
-    <w:p>
-      <w:pPr>
-        <w:pStyle w:val="BodyText"/>
-      </w:pPr>
-      <w:r>
-        <w:rPr>
-          <w:b/>
-          <w:bCs/>
-        </w:rPr>
-        <w:t xml:space="preserve">1.8</w:t>
-      </w:r>
-      <w:r>
-        <w:t xml:space="preserve"> </w:t>
-      </w:r>
-      <w:r>
-        <w:rPr>
-          <w:b/>
-          <w:bCs/>
-        </w:rPr>
-        <w:t xml:space="preserve">Güvenlik ve Gizlilik Gereksinimleri</w:t>
-      </w:r>
-    </w:p>
-    <w:p>
-      <w:pPr>
-        <w:pStyle w:val="BodyText"/>
-      </w:pPr>
-      <w:r>
-        <w:t xml:space="preserve">Bu bölüm, ’Yazılım Projesi Yönetimi Yazılımı’nın uyması gereken güvenlik, kimlik</w:t>
-      </w:r>
-    </w:p>
-    <w:p>
-      <w:pPr>
-        <w:pStyle w:val="BodyText"/>
-      </w:pPr>
-      <w:r>
-        <w:t xml:space="preserve">doğrulama ve veri gizliliği standartlarını tanımlar.</w:t>
-      </w:r>
-    </w:p>
-    <w:p>
-      <w:pPr>
-        <w:pStyle w:val="Compact"/>
+        <w:t xml:space="preserve">SPMS-SEC-02:</w:t>
+      </w:r>
+      <w:r>
+        <w:t xml:space="preserve"> </w:t>
+      </w:r>
+      <w:r>
+        <w:t xml:space="preserve">Kullanıcı parolaları, veritabanında asla düz metin olarak</w:t>
+      </w:r>
+    </w:p>
+    <w:p>
+      <w:pPr>
+        <w:pStyle w:val="FirstParagraph"/>
+      </w:pPr>
+      <w:r>
+        <w:t xml:space="preserve">saklanamaz. Parolalar, bcrypt veya argon2 gibi güçlü ve geri döndürülemez</w:t>
+      </w:r>
+    </w:p>
+    <w:p>
+      <w:pPr>
+        <w:pStyle w:val="BodyText"/>
+      </w:pPr>
+      <w:r>
+        <w:t xml:space="preserve">kriptografik karma (hash) algoritmaları kullanılarak saklanmalıdır.</w:t>
+      </w:r>
+    </w:p>
+    <w:p>
+      <w:pPr>
         <w:numPr>
           <w:ilvl w:val="0"/>
           <w:numId w:val="1088"/>
@@ -4584,21 +4632,118 @@
           <w:b/>
           <w:bCs/>
         </w:rPr>
-        <w:t xml:space="preserve">SPMS-SEC-01:</w:t>
-      </w:r>
-      <w:r>
-        <w:t xml:space="preserve"> </w:t>
-      </w:r>
-      <w:r>
-        <w:t xml:space="preserve">Sistemin kimlik doğrulama mekanizması JSON Web Token (JWT)</w:t>
-      </w:r>
-    </w:p>
-    <w:p>
-      <w:pPr>
-        <w:pStyle w:val="FirstParagraph"/>
-      </w:pPr>
-      <w:r>
-        <w:t xml:space="preserve">tabanlı olmalıdır. Oturum yönetimi bu tokenlar üzerinden güvenli bir şekilde</w:t>
+        <w:t xml:space="preserve">SPMS-SEC-03:</w:t>
+      </w:r>
+      <w:r>
+        <w:t xml:space="preserve"> </w:t>
+      </w:r>
+      <w:r>
+        <w:t xml:space="preserve">İstemci (Next.js) ve sunucu (FastAPI API) arasındaki tüm veri iletişimi, güvenli aktarım sağlamak için zorunlu olarak HTTPS (SSL/TLS) protokolü üzerinden şifrelenmelidir.</w:t>
+      </w:r>
+    </w:p>
+    <w:p>
+      <w:pPr>
+        <w:numPr>
+          <w:ilvl w:val="0"/>
+          <w:numId w:val="1088"/>
+        </w:numPr>
+      </w:pPr>
+      <w:r>
+        <w:rPr>
+          <w:b/>
+          <w:bCs/>
+        </w:rPr>
+        <w:t xml:space="preserve">SPMS-SEC-04:</w:t>
+      </w:r>
+      <w:r>
+        <w:t xml:space="preserve"> </w:t>
+      </w:r>
+      <w:r>
+        <w:t xml:space="preserve">Sistem, rol bazlı erişim kontrollerini (RBAC) sunucu tarafında</w:t>
+      </w:r>
+    </w:p>
+    <w:p>
+      <w:pPr>
+        <w:pStyle w:val="FirstParagraph"/>
+      </w:pPr>
+      <w:r>
+        <w:t xml:space="preserve">(backend) katı bir şekilde uygulamalıdır. Bir kullanıcı, API aracılığıyla dahi olsa,</w:t>
+      </w:r>
+    </w:p>
+    <w:p>
+      <w:pPr>
+        <w:pStyle w:val="BodyText"/>
+      </w:pPr>
+      <w:r>
+        <w:t xml:space="preserve">yetkisi olmayan bir projeye veya göreve (okuma, yazma, silme) erişememelidir.</w:t>
+      </w:r>
+    </w:p>
+    <w:p>
+      <w:pPr>
+        <w:pStyle w:val="Compact"/>
+        <w:numPr>
+          <w:ilvl w:val="0"/>
+          <w:numId w:val="1089"/>
+        </w:numPr>
+      </w:pPr>
+      <w:r>
+        <w:rPr>
+          <w:b/>
+          <w:bCs/>
+        </w:rPr>
+        <w:t xml:space="preserve">SPMS-SEC-05:</w:t>
+      </w:r>
+      <w:r>
+        <w:t xml:space="preserve"> </w:t>
+      </w:r>
+      <w:r>
+        <w:t xml:space="preserve">API uç noktaları (özellikle giriş ve kayıt işlemleri), kaba kuvvet</w:t>
+      </w:r>
+    </w:p>
+    <w:p>
+      <w:pPr>
+        <w:pStyle w:val="FirstParagraph"/>
+      </w:pPr>
+      <w:r>
+        <w:t xml:space="preserve">(brute-force) saldırılarını ve hizmet dışı bırakma (DoS) risklerini azaltmak için hız</w:t>
+      </w:r>
+    </w:p>
+    <w:p>
+      <w:pPr>
+        <w:pStyle w:val="BodyText"/>
+      </w:pPr>
+      <w:r>
+        <w:t xml:space="preserve">sınırlandırmasına (rate limiting) tabi tutulmalıdır.</w:t>
+      </w:r>
+    </w:p>
+    <w:p>
+      <w:pPr>
+        <w:pStyle w:val="Compact"/>
+        <w:numPr>
+          <w:ilvl w:val="0"/>
+          <w:numId w:val="1090"/>
+        </w:numPr>
+      </w:pPr>
+      <w:r>
+        <w:rPr>
+          <w:b/>
+          <w:bCs/>
+        </w:rPr>
+        <w:t xml:space="preserve">SPMS-SEC-06:</w:t>
+      </w:r>
+      <w:r>
+        <w:t xml:space="preserve"> </w:t>
+      </w:r>
+      <w:r>
+        <w:t xml:space="preserve">Parola sıfırlama mekanizması, e-posta yoluyla gönderilen, tek</w:t>
+      </w:r>
+    </w:p>
+    <w:p>
+      <w:pPr>
+        <w:pStyle w:val="FirstParagraph"/>
+      </w:pPr>
+      <w:r>
+        <w:t xml:space="preserve">kullanımlık ve kısa süre geçerli (örn. 30 dakika) güvenli bağlantılarla (token)</w:t>
       </w:r>
     </w:p>
     <w:p>
@@ -4611,83 +4756,6 @@
     </w:p>
     <w:p>
       <w:pPr>
-        <w:pStyle w:val="Compact"/>
-        <w:numPr>
-          <w:ilvl w:val="0"/>
-          <w:numId w:val="1089"/>
-        </w:numPr>
-      </w:pPr>
-      <w:r>
-        <w:rPr>
-          <w:b/>
-          <w:bCs/>
-        </w:rPr>
-        <w:t xml:space="preserve">SPMS-SEC-02:</w:t>
-      </w:r>
-      <w:r>
-        <w:t xml:space="preserve"> </w:t>
-      </w:r>
-      <w:r>
-        <w:t xml:space="preserve">Kullanıcı parolaları, veritabanında asla düz metin olarak</w:t>
-      </w:r>
-    </w:p>
-    <w:p>
-      <w:pPr>
-        <w:pStyle w:val="FirstParagraph"/>
-      </w:pPr>
-      <w:r>
-        <w:t xml:space="preserve">saklanamaz. Parolalar, bcrypt veya argon2 gibi güçlü ve geri döndürülemez</w:t>
-      </w:r>
-    </w:p>
-    <w:p>
-      <w:pPr>
-        <w:pStyle w:val="BodyText"/>
-      </w:pPr>
-      <w:r>
-        <w:t xml:space="preserve">kriptografik karma (hash) algoritmaları kullanılarak saklanmalıdır.</w:t>
-      </w:r>
-    </w:p>
-    <w:p>
-      <w:pPr>
-        <w:pStyle w:val="Compact"/>
-        <w:numPr>
-          <w:ilvl w:val="0"/>
-          <w:numId w:val="1090"/>
-        </w:numPr>
-      </w:pPr>
-      <w:r>
-        <w:rPr>
-          <w:b/>
-          <w:bCs/>
-        </w:rPr>
-        <w:t xml:space="preserve">SPMS-SEC-03:</w:t>
-      </w:r>
-      <w:r>
-        <w:t xml:space="preserve"> </w:t>
-      </w:r>
-      <w:r>
-        <w:t xml:space="preserve">İstemci (React) ve sunucu (FastAPI API) arasındaki tüm veri</w:t>
-      </w:r>
-    </w:p>
-    <w:p>
-      <w:pPr>
-        <w:pStyle w:val="FirstParagraph"/>
-      </w:pPr>
-      <w:r>
-        <w:t xml:space="preserve">iletişimi, güvenli aktarım sağlamak için zorunlu olarak HTTPS (SSL/TLS) protokolü</w:t>
-      </w:r>
-    </w:p>
-    <w:p>
-      <w:pPr>
-        <w:pStyle w:val="BodyText"/>
-      </w:pPr>
-      <w:r>
-        <w:t xml:space="preserve">üzerinden şifrelenmelidir.</w:t>
-      </w:r>
-    </w:p>
-    <w:p>
-      <w:pPr>
-        <w:pStyle w:val="Compact"/>
         <w:numPr>
           <w:ilvl w:val="0"/>
           <w:numId w:val="1091"/>
@@ -4698,29 +4766,58 @@
           <w:b/>
           <w:bCs/>
         </w:rPr>
-        <w:t xml:space="preserve">SPMS-SEC-04:</w:t>
-      </w:r>
-      <w:r>
-        <w:t xml:space="preserve"> </w:t>
-      </w:r>
-      <w:r>
-        <w:t xml:space="preserve">Sistem, rol bazlı erişim kontrollerini (RBAC) sunucu tarafında</w:t>
-      </w:r>
-    </w:p>
-    <w:p>
-      <w:pPr>
-        <w:pStyle w:val="FirstParagraph"/>
-      </w:pPr>
-      <w:r>
-        <w:t xml:space="preserve">(backend) katı bir şekilde uygulamalıdır. Bir kullanıcı, API aracılığıyla dahi olsa,</w:t>
-      </w:r>
-    </w:p>
-    <w:p>
-      <w:pPr>
-        <w:pStyle w:val="BodyText"/>
-      </w:pPr>
-      <w:r>
-        <w:t xml:space="preserve">yetkisi olmayan bir projeye veya göreve (okuma, yazma, silme) erişememelidir.</w:t>
+        <w:t xml:space="preserve">SPMS-SEC-07:</w:t>
+      </w:r>
+      <w:r>
+        <w:t xml:space="preserve"> </w:t>
+      </w:r>
+      <w:r>
+        <w:t xml:space="preserve">Sunucu, yalnızca izin verilen istemci alan adlarından (Next.js uygulamasının çalıştığı adres) gelen isteklere izin veren katı bir Kaynaklar Arası Çapraz Paylaşım (CORS) politikası uygulamalıdır.</w:t>
+      </w:r>
+    </w:p>
+    <w:p>
+      <w:pPr>
+        <w:numPr>
+          <w:ilvl w:val="0"/>
+          <w:numId w:val="1091"/>
+        </w:numPr>
+      </w:pPr>
+      <w:r>
+        <w:rPr>
+          <w:b/>
+          <w:bCs/>
+        </w:rPr>
+        <w:t xml:space="preserve">SPMS-SEC-08:</w:t>
+      </w:r>
+      <w:r>
+        <w:t xml:space="preserve"> </w:t>
+      </w:r>
+      <w:r>
+        <w:t xml:space="preserve">Sistem, kullanıcıların kişisel verilerinin (e-posta, isim vb.) ve proje</w:t>
+      </w:r>
+    </w:p>
+    <w:p>
+      <w:pPr>
+        <w:pStyle w:val="FirstParagraph"/>
+      </w:pPr>
+      <w:r>
+        <w:t xml:space="preserve">içeriklerinin (görevler, dosyalar) işlenmesi ve saklanması konusunda KVKK (Kişisel</w:t>
+      </w:r>
+    </w:p>
+    <w:p>
+      <w:pPr>
+        <w:pStyle w:val="BodyText"/>
+      </w:pPr>
+      <w:r>
+        <w:t xml:space="preserve">Verilerin Korunması Kanunu) ve GDPR (Genel Veri Koruma Tüzüğü) politikalarına</w:t>
+      </w:r>
+    </w:p>
+    <w:p>
+      <w:pPr>
+        <w:pStyle w:val="BodyText"/>
+      </w:pPr>
+      <w:r>
+        <w:t xml:space="preserve">uygun olarak tasarlanmalıdır.</w:t>
       </w:r>
     </w:p>
     <w:p>
@@ -4736,29 +4833,99 @@
           <w:b/>
           <w:bCs/>
         </w:rPr>
-        <w:t xml:space="preserve">SPMS-SEC-05:</w:t>
-      </w:r>
-      <w:r>
-        <w:t xml:space="preserve"> </w:t>
-      </w:r>
-      <w:r>
-        <w:t xml:space="preserve">API uç noktaları (özellikle giriş ve kayıt işlemleri), kaba kuvvet</w:t>
-      </w:r>
-    </w:p>
-    <w:p>
-      <w:pPr>
-        <w:pStyle w:val="FirstParagraph"/>
-      </w:pPr>
-      <w:r>
-        <w:t xml:space="preserve">(brute-force) saldırılarını ve hizmet dışı bırakma (DoS) risklerini azaltmak için hız</w:t>
-      </w:r>
-    </w:p>
-    <w:p>
-      <w:pPr>
-        <w:pStyle w:val="BodyText"/>
-      </w:pPr>
-      <w:r>
-        <w:t xml:space="preserve">sınırlandırmasına (rate limiting) tabi tutulmalıdır.</w:t>
+        <w:t xml:space="preserve">SPMS-SEC-09:</w:t>
+      </w:r>
+      <w:r>
+        <w:t xml:space="preserve"> </w:t>
+      </w:r>
+      <w:r>
+        <w:t xml:space="preserve">Veritabanı erişimi, SQL Injection (SQL Enjeksiyonu) saldırılarını</w:t>
+      </w:r>
+    </w:p>
+    <w:p>
+      <w:pPr>
+        <w:pStyle w:val="FirstParagraph"/>
+      </w:pPr>
+      <w:r>
+        <w:t xml:space="preserve">önlemek için Nesne-İlişkisel Eşleme (ORM) kütüphaneleri (örn. SQLAlchemy)</w:t>
+      </w:r>
+    </w:p>
+    <w:p>
+      <w:pPr>
+        <w:pStyle w:val="BodyText"/>
+      </w:pPr>
+      <w:r>
+        <w:t xml:space="preserve">üzerinden parametreli sorgularla yapılmalı, doğrudan metin tabanlı sorgulardan</w:t>
+      </w:r>
+    </w:p>
+    <w:p>
+      <w:pPr>
+        <w:pStyle w:val="BodyText"/>
+      </w:pPr>
+      <w:r>
+        <w:t xml:space="preserve">kaçınılmalıdır.</w:t>
+      </w:r>
+    </w:p>
+    <w:p>
+      <w:pPr>
+        <w:pStyle w:val="BodyText"/>
+      </w:pPr>
+      <w:r>
+        <w:t xml:space="preserve">Şekil 1.4 - Güvenlik Akışı: JWT kimlik doğrulama</w:t>
+      </w:r>
+    </w:p>
+    <w:p>
+      <w:pPr>
+        <w:pStyle w:val="BodyText"/>
+      </w:pPr>
+      <w:r>
+        <w:rPr>
+          <w:b/>
+          <w:bCs/>
+        </w:rPr>
+        <w:t xml:space="preserve">1.9</w:t>
+      </w:r>
+      <w:r>
+        <w:t xml:space="preserve"> </w:t>
+      </w:r>
+      <w:r>
+        <w:rPr>
+          <w:b/>
+          <w:bCs/>
+        </w:rPr>
+        <w:t xml:space="preserve">SPMS Ortam Gereksinimleri</w:t>
+      </w:r>
+    </w:p>
+    <w:p>
+      <w:pPr>
+        <w:pStyle w:val="BodyText"/>
+      </w:pPr>
+      <w:r>
+        <w:t xml:space="preserve">Sistem, web tabanlı mimari üzerine inşa edilecek ve hem bulut ortamında hem de yerel</w:t>
+      </w:r>
+    </w:p>
+    <w:p>
+      <w:pPr>
+        <w:pStyle w:val="BodyText"/>
+      </w:pPr>
+      <w:r>
+        <w:t xml:space="preserve">sunucularda çalışabilecek şekilde tasarlanacaktır.</w:t>
+      </w:r>
+    </w:p>
+    <w:p>
+      <w:pPr>
+        <w:pStyle w:val="BodyText"/>
+      </w:pPr>
+      <w:r>
+        <w:t xml:space="preserve">Çalışma ortamı, geliştirici ekiplerin ve kullanıcıların sistemle etkileşiminde esneklik</w:t>
+      </w:r>
+    </w:p>
+    <w:p>
+      <w:pPr>
+        <w:pStyle w:val="BodyText"/>
+      </w:pPr>
+      <w:r>
+        <w:t xml:space="preserve">sağlayacak şekilde yapılandırılmalıdır.</w:t>
       </w:r>
     </w:p>
     <w:p>
@@ -4774,29 +4941,21 @@
           <w:b/>
           <w:bCs/>
         </w:rPr>
-        <w:t xml:space="preserve">SPMS-SEC-06:</w:t>
-      </w:r>
-      <w:r>
-        <w:t xml:space="preserve"> </w:t>
-      </w:r>
-      <w:r>
-        <w:t xml:space="preserve">Parola sıfırlama mekanizması, e-posta yoluyla gönderilen, tek</w:t>
-      </w:r>
-    </w:p>
-    <w:p>
-      <w:pPr>
-        <w:pStyle w:val="FirstParagraph"/>
-      </w:pPr>
-      <w:r>
-        <w:t xml:space="preserve">kullanımlık ve kısa süre geçerli (örn. 30 dakika) güvenli bağlantılarla (token)</w:t>
-      </w:r>
-    </w:p>
-    <w:p>
-      <w:pPr>
-        <w:pStyle w:val="BodyText"/>
-      </w:pPr>
-      <w:r>
-        <w:t xml:space="preserve">sağlanmalıdır.</w:t>
+        <w:t xml:space="preserve">SPMS-ENV-1:</w:t>
+      </w:r>
+      <w:r>
+        <w:t xml:space="preserve"> </w:t>
+      </w:r>
+      <w:r>
+        <w:t xml:space="preserve">Uygulama modern web tarayıcıları (Chrome, Firefox, Edge, Safari)</w:t>
+      </w:r>
+    </w:p>
+    <w:p>
+      <w:pPr>
+        <w:pStyle w:val="FirstParagraph"/>
+      </w:pPr>
+      <w:r>
+        <w:t xml:space="preserve">üzerinden çalışmalıdır.</w:t>
       </w:r>
     </w:p>
     <w:p>
@@ -4812,29 +4971,21 @@
           <w:b/>
           <w:bCs/>
         </w:rPr>
-        <w:t xml:space="preserve">SPMS-SEC-07:</w:t>
-      </w:r>
-      <w:r>
-        <w:t xml:space="preserve"> </w:t>
-      </w:r>
-      <w:r>
-        <w:t xml:space="preserve">Sunucu, yalnızca izin verilen istemci alan adlarından (React</w:t>
-      </w:r>
-    </w:p>
-    <w:p>
-      <w:pPr>
-        <w:pStyle w:val="FirstParagraph"/>
-      </w:pPr>
-      <w:r>
-        <w:t xml:space="preserve">uygulamasının çalıştığı adres) gelen isteklere izin veren katı bir Kaynaklar Arası</w:t>
-      </w:r>
-    </w:p>
-    <w:p>
-      <w:pPr>
-        <w:pStyle w:val="BodyText"/>
-      </w:pPr>
-      <w:r>
-        <w:t xml:space="preserve">Çapraz Paylaşım (CORS) politikası uygulamalıdır.</w:t>
+        <w:t xml:space="preserve">SPMS-ENV-2:</w:t>
+      </w:r>
+      <w:r>
+        <w:t xml:space="preserve"> </w:t>
+      </w:r>
+      <w:r>
+        <w:t xml:space="preserve">Uygulama Docker tabanlı olarak konteynerize edilecek, böylece</w:t>
+      </w:r>
+    </w:p>
+    <w:p>
+      <w:pPr>
+        <w:pStyle w:val="FirstParagraph"/>
+      </w:pPr>
+      <w:r>
+        <w:t xml:space="preserve">farklı ortamlarda kolay kurulum ve ölçeklenme sağlanacaktır.</w:t>
       </w:r>
     </w:p>
     <w:p>
@@ -4850,37 +5001,21 @@
           <w:b/>
           <w:bCs/>
         </w:rPr>
-        <w:t xml:space="preserve">SPMS-SEC-08:</w:t>
-      </w:r>
-      <w:r>
-        <w:t xml:space="preserve"> </w:t>
-      </w:r>
-      <w:r>
-        <w:t xml:space="preserve">Sistem, kullanıcıların kişisel verilerinin (e-posta, isim vb.) ve proje</w:t>
-      </w:r>
-    </w:p>
-    <w:p>
-      <w:pPr>
-        <w:pStyle w:val="FirstParagraph"/>
-      </w:pPr>
-      <w:r>
-        <w:t xml:space="preserve">içeriklerinin (görevler, dosyalar) işlenmesi ve saklanması konusunda KVKK (Kişisel</w:t>
-      </w:r>
-    </w:p>
-    <w:p>
-      <w:pPr>
-        <w:pStyle w:val="BodyText"/>
-      </w:pPr>
-      <w:r>
-        <w:t xml:space="preserve">Verilerin Korunması Kanunu) ve GDPR (Genel Veri Koruma Tüzüğü) politikalarına</w:t>
-      </w:r>
-    </w:p>
-    <w:p>
-      <w:pPr>
-        <w:pStyle w:val="BodyText"/>
-      </w:pPr>
-      <w:r>
-        <w:t xml:space="preserve">uygun olarak tasarlanmalıdır.</w:t>
+        <w:t xml:space="preserve">SPMS-ENV-3:</w:t>
+      </w:r>
+      <w:r>
+        <w:t xml:space="preserve"> </w:t>
+      </w:r>
+      <w:r>
+        <w:t xml:space="preserve">Geliştirme, test, üretim (production) ortamları birbirinden bağımsız</w:t>
+      </w:r>
+    </w:p>
+    <w:p>
+      <w:pPr>
+        <w:pStyle w:val="FirstParagraph"/>
+      </w:pPr>
+      <w:r>
+        <w:t xml:space="preserve">olarak yapılandırılmalıdır.</w:t>
       </w:r>
     </w:p>
     <w:p>
@@ -4896,99 +5031,170 @@
           <w:b/>
           <w:bCs/>
         </w:rPr>
-        <w:t xml:space="preserve">SPMS-SEC-09:</w:t>
-      </w:r>
-      <w:r>
-        <w:t xml:space="preserve"> </w:t>
-      </w:r>
-      <w:r>
-        <w:t xml:space="preserve">Veritabanı erişimi, SQL Injection (SQL Enjeksiyonu) saldırılarını</w:t>
-      </w:r>
-    </w:p>
-    <w:p>
-      <w:pPr>
-        <w:pStyle w:val="FirstParagraph"/>
-      </w:pPr>
-      <w:r>
-        <w:t xml:space="preserve">önlemek için Nesne-İlişkisel Eşleme (ORM) kütüphaneleri (örn. SQLAlchemy)</w:t>
-      </w:r>
-    </w:p>
-    <w:p>
-      <w:pPr>
-        <w:pStyle w:val="BodyText"/>
-      </w:pPr>
-      <w:r>
-        <w:t xml:space="preserve">üzerinden parametreli sorgularla yapılmalı, doğrudan metin tabanlı sorgulardan</w:t>
-      </w:r>
-    </w:p>
-    <w:p>
-      <w:pPr>
-        <w:pStyle w:val="BodyText"/>
-      </w:pPr>
-      <w:r>
-        <w:t xml:space="preserve">kaçınılmalıdır.</w:t>
-      </w:r>
-    </w:p>
-    <w:p>
-      <w:pPr>
-        <w:pStyle w:val="BodyText"/>
-      </w:pPr>
-      <w:r>
-        <w:t xml:space="preserve">Şekil 1.4 - Güvenlik Akışı: JWT kimlik doğrulama</w:t>
-      </w:r>
-    </w:p>
-    <w:p>
-      <w:pPr>
-        <w:pStyle w:val="BodyText"/>
-      </w:pPr>
-      <w:r>
-        <w:rPr>
-          <w:b/>
-          <w:bCs/>
-        </w:rPr>
-        <w:t xml:space="preserve">1.9</w:t>
-      </w:r>
-      <w:r>
-        <w:t xml:space="preserve"> </w:t>
-      </w:r>
-      <w:r>
-        <w:rPr>
-          <w:b/>
-          <w:bCs/>
-        </w:rPr>
-        <w:t xml:space="preserve">SPMS Ortam Gereksinimleri</w:t>
-      </w:r>
-    </w:p>
-    <w:p>
-      <w:pPr>
-        <w:pStyle w:val="BodyText"/>
-      </w:pPr>
-      <w:r>
-        <w:t xml:space="preserve">Sistem, web tabanlı mimari üzerine inşa edilecek ve hem bulut ortamında hem de yerel</w:t>
-      </w:r>
-    </w:p>
-    <w:p>
-      <w:pPr>
-        <w:pStyle w:val="BodyText"/>
-      </w:pPr>
-      <w:r>
-        <w:t xml:space="preserve">sunucularda çalışabilecek şekilde tasarlanacaktır.</w:t>
-      </w:r>
-    </w:p>
-    <w:p>
-      <w:pPr>
-        <w:pStyle w:val="BodyText"/>
-      </w:pPr>
-      <w:r>
-        <w:t xml:space="preserve">Çalışma ortamı, geliştirici ekiplerin ve kullanıcıların sistemle etkileşiminde esneklik</w:t>
-      </w:r>
-    </w:p>
-    <w:p>
-      <w:pPr>
-        <w:pStyle w:val="BodyText"/>
-      </w:pPr>
-      <w:r>
-        <w:t xml:space="preserve">sağlayacak şekilde yapılandırılmalıdır.</w:t>
+        <w:t xml:space="preserve">SPMS-ENV-4:</w:t>
+      </w:r>
+      <w:r>
+        <w:t xml:space="preserve"> </w:t>
+      </w:r>
+      <w:r>
+        <w:t xml:space="preserve">Sistem, düşük ağ bant genişliklerinde de kullanılabilirliği koruyacak</w:t>
+      </w:r>
+    </w:p>
+    <w:p>
+      <w:pPr>
+        <w:pStyle w:val="FirstParagraph"/>
+      </w:pPr>
+      <w:r>
+        <w:t xml:space="preserve">şekilde optimize edilmelidir.</w:t>
+      </w:r>
+    </w:p>
+    <w:p>
+      <w:pPr>
+        <w:pStyle w:val="BodyText"/>
+      </w:pPr>
+      <w:r>
+        <w:rPr>
+          <w:b/>
+          <w:bCs/>
+        </w:rPr>
+        <w:t xml:space="preserve">1.10</w:t>
+      </w:r>
+      <w:r>
+        <w:t xml:space="preserve"> </w:t>
+      </w:r>
+      <w:r>
+        <w:rPr>
+          <w:b/>
+          <w:bCs/>
+        </w:rPr>
+        <w:t xml:space="preserve">Bilgisayar Kaynak Gereksinimleri</w:t>
+      </w:r>
+    </w:p>
+    <w:p>
+      <w:pPr>
+        <w:pStyle w:val="BodyText"/>
+      </w:pPr>
+      <w:r>
+        <w:rPr>
+          <w:b/>
+          <w:bCs/>
+        </w:rPr>
+        <w:t xml:space="preserve">1.10.1 Donanım</w:t>
+      </w:r>
+    </w:p>
+    <w:p>
+      <w:pPr>
+        <w:pStyle w:val="BodyText"/>
+      </w:pPr>
+      <w:r>
+        <w:t xml:space="preserve">Minimum 4 çekirdek CPU, 8 GB RAM, 5 GB depolama.</w:t>
+      </w:r>
+    </w:p>
+    <w:p>
+      <w:pPr>
+        <w:pStyle w:val="BodyText"/>
+      </w:pPr>
+      <w:r>
+        <w:rPr>
+          <w:b/>
+          <w:bCs/>
+        </w:rPr>
+        <w:t xml:space="preserve">1.10.2 Bilgisayar Donanımı Kaynak Kullanımı Gereksinimleri</w:t>
+      </w:r>
+    </w:p>
+    <w:p>
+      <w:pPr>
+        <w:pStyle w:val="BodyText"/>
+      </w:pPr>
+      <w:r>
+        <w:t xml:space="preserve">Maksimum işlemci kullanımı %75’i aşmamalıdır.</w:t>
+      </w:r>
+    </w:p>
+    <w:p>
+      <w:pPr>
+        <w:pStyle w:val="BodyText"/>
+      </w:pPr>
+      <w:r>
+        <w:rPr>
+          <w:b/>
+          <w:bCs/>
+        </w:rPr>
+        <w:t xml:space="preserve">1.10.3 Bilgisayar Yazılım Gereksinimleri</w:t>
+      </w:r>
+    </w:p>
+    <w:p>
+      <w:pPr>
+        <w:pStyle w:val="BodyText"/>
+      </w:pPr>
+      <w:r>
+        <w:t xml:space="preserve">PostgreSQL, FastAPI, Python 3.11, SQLAlchemy, Alembic, slowapi, Next.js (React/TypeScript), Tailwind CSS, shadcn/ui,</w:t>
+      </w:r>
+      <w:r>
+        <w:t xml:space="preserve"> </w:t>
+      </w:r>
+      <w:r>
+        <w:t xml:space="preserve">@dnd-kit</w:t>
+      </w:r>
+      <w:r>
+        <w:t xml:space="preserve">, FullCalendar, frappe-gantt, Chart.js, Docker.</w:t>
+      </w:r>
+    </w:p>
+    <w:p>
+      <w:pPr>
+        <w:pStyle w:val="BodyText"/>
+      </w:pPr>
+      <w:r>
+        <w:rPr>
+          <w:b/>
+          <w:bCs/>
+        </w:rPr>
+        <w:t xml:space="preserve">1.10.4 Bilgisayar İletişim Gereksinimleri</w:t>
+      </w:r>
+    </w:p>
+    <w:p>
+      <w:pPr>
+        <w:pStyle w:val="BodyText"/>
+      </w:pPr>
+      <w:r>
+        <w:t xml:space="preserve">HTTPS tabanlı istekler, REST API üzerinden veri alışverişi.</w:t>
+      </w:r>
+    </w:p>
+    <w:p>
+      <w:pPr>
+        <w:pStyle w:val="BodyText"/>
+      </w:pPr>
+      <w:r>
+        <w:rPr>
+          <w:b/>
+          <w:bCs/>
+        </w:rPr>
+        <w:t xml:space="preserve">1.11</w:t>
+      </w:r>
+      <w:r>
+        <w:t xml:space="preserve"> </w:t>
+      </w:r>
+      <w:r>
+        <w:rPr>
+          <w:b/>
+          <w:bCs/>
+        </w:rPr>
+        <w:t xml:space="preserve">Yazılım Kalite Faktörleri</w:t>
+      </w:r>
+    </w:p>
+    <w:p>
+      <w:pPr>
+        <w:pStyle w:val="BodyText"/>
+      </w:pPr>
+      <w:r>
+        <w:t xml:space="preserve">Sistem, sürdürülebilir, ölçeklenebilir ve kullanıcı dostu bir mimariyi hedeflemektedir. Kalite</w:t>
+      </w:r>
+    </w:p>
+    <w:p>
+      <w:pPr>
+        <w:pStyle w:val="BodyText"/>
+      </w:pPr>
+      <w:r>
+        <w:t xml:space="preserve">faktörleri aşağıdaki kriterlerle ölçülecektir:</w:t>
       </w:r>
     </w:p>
     <w:p>
@@ -5004,21 +5210,21 @@
           <w:b/>
           <w:bCs/>
         </w:rPr>
-        <w:t xml:space="preserve">SPMS-ENV-1:</w:t>
-      </w:r>
-      <w:r>
-        <w:t xml:space="preserve"> </w:t>
-      </w:r>
-      <w:r>
-        <w:t xml:space="preserve">Uygulama modern web tarayıcıları (Chrome, Firefox, Edge, Safari)</w:t>
-      </w:r>
-    </w:p>
-    <w:p>
-      <w:pPr>
-        <w:pStyle w:val="FirstParagraph"/>
-      </w:pPr>
-      <w:r>
-        <w:t xml:space="preserve">üzerinden çalışmalıdır.</w:t>
+        <w:t xml:space="preserve">SPMS-QLT-1 (Fonksiyonellik):</w:t>
+      </w:r>
+      <w:r>
+        <w:t xml:space="preserve"> </w:t>
+      </w:r>
+      <w:r>
+        <w:t xml:space="preserve">Sistem, tanımlanan tüm işlevleri doğru biçimde</w:t>
+      </w:r>
+    </w:p>
+    <w:p>
+      <w:pPr>
+        <w:pStyle w:val="FirstParagraph"/>
+      </w:pPr>
+      <w:r>
+        <w:t xml:space="preserve">yerine getirmelidir.</w:t>
       </w:r>
     </w:p>
     <w:p>
@@ -5034,21 +5240,21 @@
           <w:b/>
           <w:bCs/>
         </w:rPr>
-        <w:t xml:space="preserve">SPMS-ENV-2:</w:t>
-      </w:r>
-      <w:r>
-        <w:t xml:space="preserve"> </w:t>
-      </w:r>
-      <w:r>
-        <w:t xml:space="preserve">Uygulama Docker tabanlı olarak konteynerize edilecek, böylece</w:t>
-      </w:r>
-    </w:p>
-    <w:p>
-      <w:pPr>
-        <w:pStyle w:val="FirstParagraph"/>
-      </w:pPr>
-      <w:r>
-        <w:t xml:space="preserve">farklı ortamlarda kolay kurulum ve ölçeklenme sağlanacaktır.</w:t>
+        <w:t xml:space="preserve">SPMS-QLT-2 (Güvenilirlik):</w:t>
+      </w:r>
+      <w:r>
+        <w:t xml:space="preserve"> </w:t>
+      </w:r>
+      <w:r>
+        <w:t xml:space="preserve">Herhangi bir hata durumunda veri kaybı</w:t>
+      </w:r>
+    </w:p>
+    <w:p>
+      <w:pPr>
+        <w:pStyle w:val="FirstParagraph"/>
+      </w:pPr>
+      <w:r>
+        <w:t xml:space="preserve">yaşanmamalı; sistem otomatik olarak toparlanmalıdır.</w:t>
       </w:r>
     </w:p>
     <w:p>
@@ -5064,21 +5270,21 @@
           <w:b/>
           <w:bCs/>
         </w:rPr>
-        <w:t xml:space="preserve">SPMS-ENV-3:</w:t>
-      </w:r>
-      <w:r>
-        <w:t xml:space="preserve"> </w:t>
-      </w:r>
-      <w:r>
-        <w:t xml:space="preserve">Geliştirme, test, üretim (production) ortamları birbirinden bağımsız</w:t>
-      </w:r>
-    </w:p>
-    <w:p>
-      <w:pPr>
-        <w:pStyle w:val="FirstParagraph"/>
-      </w:pPr>
-      <w:r>
-        <w:t xml:space="preserve">olarak yapılandırılmalıdır.</w:t>
+        <w:t xml:space="preserve">SPMS-QLT-3 (Kullanılabilirlik):</w:t>
+      </w:r>
+      <w:r>
+        <w:t xml:space="preserve"> </w:t>
+      </w:r>
+      <w:r>
+        <w:t xml:space="preserve">Arayüzler kolay öğrenilebilir, erişilebilir ve</w:t>
+      </w:r>
+    </w:p>
+    <w:p>
+      <w:pPr>
+        <w:pStyle w:val="FirstParagraph"/>
+      </w:pPr>
+      <w:r>
+        <w:t xml:space="preserve">kullanıcı odaklı olmalıdır.</w:t>
       </w:r>
     </w:p>
     <w:p>
@@ -5094,170 +5300,21 @@
           <w:b/>
           <w:bCs/>
         </w:rPr>
-        <w:t xml:space="preserve">SPMS-ENV-4:</w:t>
-      </w:r>
-      <w:r>
-        <w:t xml:space="preserve"> </w:t>
-      </w:r>
-      <w:r>
-        <w:t xml:space="preserve">Sistem, düşük ağ bant genişliklerinde de kullanılabilirliği koruyacak</w:t>
-      </w:r>
-    </w:p>
-    <w:p>
-      <w:pPr>
-        <w:pStyle w:val="FirstParagraph"/>
-      </w:pPr>
-      <w:r>
-        <w:t xml:space="preserve">şekilde optimize edilmelidir.</w:t>
-      </w:r>
-    </w:p>
-    <w:p>
-      <w:pPr>
-        <w:pStyle w:val="BodyText"/>
-      </w:pPr>
-      <w:r>
-        <w:rPr>
-          <w:b/>
-          <w:bCs/>
-        </w:rPr>
-        <w:t xml:space="preserve">1.10</w:t>
-      </w:r>
-      <w:r>
-        <w:t xml:space="preserve"> </w:t>
-      </w:r>
-      <w:r>
-        <w:rPr>
-          <w:b/>
-          <w:bCs/>
-        </w:rPr>
-        <w:t xml:space="preserve">Bilgisayar Kaynak Gereksinimleri</w:t>
-      </w:r>
-    </w:p>
-    <w:p>
-      <w:pPr>
-        <w:pStyle w:val="BodyText"/>
-      </w:pPr>
-      <w:r>
-        <w:rPr>
-          <w:b/>
-          <w:bCs/>
-        </w:rPr>
-        <w:t xml:space="preserve">1.10.1 Donanım</w:t>
-      </w:r>
-    </w:p>
-    <w:p>
-      <w:pPr>
-        <w:pStyle w:val="BodyText"/>
-      </w:pPr>
-      <w:r>
-        <w:t xml:space="preserve">Minimum 4 çekirdek CPU, 8 GB RAM, 5 GB depolama.</w:t>
-      </w:r>
-    </w:p>
-    <w:p>
-      <w:pPr>
-        <w:pStyle w:val="BodyText"/>
-      </w:pPr>
-      <w:r>
-        <w:rPr>
-          <w:b/>
-          <w:bCs/>
-        </w:rPr>
-        <w:t xml:space="preserve">1.10.2 Bilgisayar Donanımı Kaynak Kullanımı Gereksinimleri</w:t>
-      </w:r>
-    </w:p>
-    <w:p>
-      <w:pPr>
-        <w:pStyle w:val="BodyText"/>
-      </w:pPr>
-      <w:r>
-        <w:t xml:space="preserve">Maksimum işlemci kullanımı %75’i aşmamalıdır.</w:t>
-      </w:r>
-    </w:p>
-    <w:p>
-      <w:pPr>
-        <w:pStyle w:val="BodyText"/>
-      </w:pPr>
-      <w:r>
-        <w:rPr>
-          <w:b/>
-          <w:bCs/>
-        </w:rPr>
-        <w:t xml:space="preserve">1.10.3 Bilgisayar Yazılım Gereksinimleri</w:t>
-      </w:r>
-    </w:p>
-    <w:p>
-      <w:pPr>
-        <w:pStyle w:val="BodyText"/>
-      </w:pPr>
-      <w:r>
-        <w:t xml:space="preserve">PostgreSQL, FastAPI, Python 3.11, SQLAlchemy, Alembic, slowapi, Next.js (React/TypeScript), Tailwind CSS, shadcn/ui,</w:t>
-      </w:r>
-      <w:r>
-        <w:t xml:space="preserve"> </w:t>
-      </w:r>
-      <w:r>
-        <w:t xml:space="preserve">@dnd-kit</w:t>
-      </w:r>
-      <w:r>
-        <w:t xml:space="preserve">, FullCalendar, frappe-gantt, Chart.js, Docker.</w:t>
-      </w:r>
-    </w:p>
-    <w:p>
-      <w:pPr>
-        <w:pStyle w:val="BodyText"/>
-      </w:pPr>
-      <w:r>
-        <w:rPr>
-          <w:b/>
-          <w:bCs/>
-        </w:rPr>
-        <w:t xml:space="preserve">1.10.4 Bilgisayar İletişim Gereksinimleri</w:t>
-      </w:r>
-    </w:p>
-    <w:p>
-      <w:pPr>
-        <w:pStyle w:val="BodyText"/>
-      </w:pPr>
-      <w:r>
-        <w:t xml:space="preserve">HTTPS tabanlı istekler, REST API üzerinden veri alışverişi.</w:t>
-      </w:r>
-    </w:p>
-    <w:p>
-      <w:pPr>
-        <w:pStyle w:val="BodyText"/>
-      </w:pPr>
-      <w:r>
-        <w:rPr>
-          <w:b/>
-          <w:bCs/>
-        </w:rPr>
-        <w:t xml:space="preserve">1.11</w:t>
-      </w:r>
-      <w:r>
-        <w:t xml:space="preserve"> </w:t>
-      </w:r>
-      <w:r>
-        <w:rPr>
-          <w:b/>
-          <w:bCs/>
-        </w:rPr>
-        <w:t xml:space="preserve">Yazılım Kalite Faktörleri</w:t>
-      </w:r>
-    </w:p>
-    <w:p>
-      <w:pPr>
-        <w:pStyle w:val="BodyText"/>
-      </w:pPr>
-      <w:r>
-        <w:t xml:space="preserve">Sistem, sürdürülebilir, ölçeklenebilir ve kullanıcı dostu bir mimariyi hedeflemektedir. Kalite</w:t>
-      </w:r>
-    </w:p>
-    <w:p>
-      <w:pPr>
-        <w:pStyle w:val="BodyText"/>
-      </w:pPr>
-      <w:r>
-        <w:t xml:space="preserve">faktörleri aşağıdaki kriterlerle ölçülecektir:</w:t>
+        <w:t xml:space="preserve">SPMS-QLT-4 (Verimlilik):</w:t>
+      </w:r>
+      <w:r>
+        <w:t xml:space="preserve"> </w:t>
+      </w:r>
+      <w:r>
+        <w:t xml:space="preserve">Her işlem için ortalama yanıt süresi 5 saniyeyi</w:t>
+      </w:r>
+    </w:p>
+    <w:p>
+      <w:pPr>
+        <w:pStyle w:val="FirstParagraph"/>
+      </w:pPr>
+      <w:r>
+        <w:t xml:space="preserve">aşmamalıdır.</w:t>
       </w:r>
     </w:p>
     <w:p>
@@ -5273,21 +5330,21 @@
           <w:b/>
           <w:bCs/>
         </w:rPr>
-        <w:t xml:space="preserve">SPMS-QLT-1 (Fonksiyonellik):</w:t>
-      </w:r>
-      <w:r>
-        <w:t xml:space="preserve"> </w:t>
-      </w:r>
-      <w:r>
-        <w:t xml:space="preserve">Sistem, tanımlanan tüm işlevleri doğru biçimde</w:t>
-      </w:r>
-    </w:p>
-    <w:p>
-      <w:pPr>
-        <w:pStyle w:val="FirstParagraph"/>
-      </w:pPr>
-      <w:r>
-        <w:t xml:space="preserve">yerine getirmelidir.</w:t>
+        <w:t xml:space="preserve">SPMS-QLT-5 (Sürdürebilirlik):</w:t>
+      </w:r>
+      <w:r>
+        <w:t xml:space="preserve"> </w:t>
+      </w:r>
+      <w:r>
+        <w:t xml:space="preserve">Kod yapısı modüler olmalı, değişiklikler diğer</w:t>
+      </w:r>
+    </w:p>
+    <w:p>
+      <w:pPr>
+        <w:pStyle w:val="FirstParagraph"/>
+      </w:pPr>
+      <w:r>
+        <w:t xml:space="preserve">bileşenleri minimum düzeyde etkilemelidir.</w:t>
       </w:r>
     </w:p>
     <w:p>
@@ -5303,21 +5360,21 @@
           <w:b/>
           <w:bCs/>
         </w:rPr>
-        <w:t xml:space="preserve">SPMS-QLT-2 (Güvenilirlik):</w:t>
-      </w:r>
-      <w:r>
-        <w:t xml:space="preserve"> </w:t>
-      </w:r>
-      <w:r>
-        <w:t xml:space="preserve">Herhangi bir hata durumunda veri kaybı</w:t>
-      </w:r>
-    </w:p>
-    <w:p>
-      <w:pPr>
-        <w:pStyle w:val="FirstParagraph"/>
-      </w:pPr>
-      <w:r>
-        <w:t xml:space="preserve">yaşanmamalı; sistem otomatik olarak toparlanmalıdır.</w:t>
+        <w:t xml:space="preserve">SPMS-QLT-6 (Esneklik):</w:t>
+      </w:r>
+      <w:r>
+        <w:t xml:space="preserve"> </w:t>
+      </w:r>
+      <w:r>
+        <w:t xml:space="preserve">Yeni süreç modelleri, rapor tipleri veya rol yapıları</w:t>
+      </w:r>
+    </w:p>
+    <w:p>
+      <w:pPr>
+        <w:pStyle w:val="FirstParagraph"/>
+      </w:pPr>
+      <w:r>
+        <w:t xml:space="preserve">eklenebilir olmalıdır.</w:t>
       </w:r>
     </w:p>
     <w:p>
@@ -5333,26 +5390,63 @@
           <w:b/>
           <w:bCs/>
         </w:rPr>
-        <w:t xml:space="preserve">SPMS-QLT-3 (Kullanılabilirlik):</w:t>
-      </w:r>
-      <w:r>
-        <w:t xml:space="preserve"> </w:t>
-      </w:r>
-      <w:r>
-        <w:t xml:space="preserve">Arayüzler kolay öğrenilebilir, erişilebilir ve</w:t>
-      </w:r>
-    </w:p>
-    <w:p>
-      <w:pPr>
-        <w:pStyle w:val="FirstParagraph"/>
-      </w:pPr>
-      <w:r>
-        <w:t xml:space="preserve">kullanıcı odaklı olmalıdır.</w:t>
-      </w:r>
-    </w:p>
-    <w:p>
-      <w:pPr>
-        <w:pStyle w:val="Compact"/>
+        <w:t xml:space="preserve">SPMS-QLT-7 (Test Edilebilirlik):</w:t>
+      </w:r>
+      <w:r>
+        <w:t xml:space="preserve"> </w:t>
+      </w:r>
+      <w:r>
+        <w:t xml:space="preserve">Birim, entegrasyon ve uçtan uca testler CI/CD</w:t>
+      </w:r>
+    </w:p>
+    <w:p>
+      <w:pPr>
+        <w:pStyle w:val="FirstParagraph"/>
+      </w:pPr>
+      <w:r>
+        <w:t xml:space="preserve">sürecine entegre edilmelidir.</w:t>
+      </w:r>
+    </w:p>
+    <w:p>
+      <w:pPr>
+        <w:pStyle w:val="BodyText"/>
+      </w:pPr>
+      <w:r>
+        <w:rPr>
+          <w:b/>
+          <w:bCs/>
+        </w:rPr>
+        <w:t xml:space="preserve">1.12</w:t>
+      </w:r>
+      <w:r>
+        <w:t xml:space="preserve"> </w:t>
+      </w:r>
+      <w:r>
+        <w:rPr>
+          <w:b/>
+          <w:bCs/>
+        </w:rPr>
+        <w:t xml:space="preserve">Tasarım ve Uygulama Kısıtlamaları</w:t>
+      </w:r>
+    </w:p>
+    <w:p>
+      <w:pPr>
+        <w:pStyle w:val="BodyText"/>
+      </w:pPr>
+      <w:r>
+        <w:t xml:space="preserve">Sistem tasarımında belirli standartlara uyulacaktır, ancak teknolojik gelişmelere göre</w:t>
+      </w:r>
+    </w:p>
+    <w:p>
+      <w:pPr>
+        <w:pStyle w:val="BodyText"/>
+      </w:pPr>
+      <w:r>
+        <w:t xml:space="preserve">değişiklik yapılabilir.</w:t>
+      </w:r>
+    </w:p>
+    <w:p>
+      <w:pPr>
         <w:numPr>
           <w:ilvl w:val="0"/>
           <w:numId w:val="1104"/>
@@ -5363,21 +5457,42 @@
           <w:b/>
           <w:bCs/>
         </w:rPr>
-        <w:t xml:space="preserve">SPMS-QLT-4 (Verimlilik):</w:t>
-      </w:r>
-      <w:r>
-        <w:t xml:space="preserve"> </w:t>
-      </w:r>
-      <w:r>
-        <w:t xml:space="preserve">Her işlem için ortalama yanıt süresi 5 saniyeyi</w:t>
-      </w:r>
-    </w:p>
-    <w:p>
-      <w:pPr>
-        <w:pStyle w:val="FirstParagraph"/>
-      </w:pPr>
-      <w:r>
-        <w:t xml:space="preserve">aşmamalıdır.</w:t>
+        <w:t xml:space="preserve">SPMS-CON-1:</w:t>
+      </w:r>
+      <w:r>
+        <w:t xml:space="preserve"> </w:t>
+      </w:r>
+      <w:r>
+        <w:t xml:space="preserve">Geliştirme dili Python (FastAPI) ve TypeScript (Next.js/React) olacaktır.</w:t>
+      </w:r>
+    </w:p>
+    <w:p>
+      <w:pPr>
+        <w:numPr>
+          <w:ilvl w:val="0"/>
+          <w:numId w:val="1104"/>
+        </w:numPr>
+      </w:pPr>
+      <w:r>
+        <w:rPr>
+          <w:b/>
+          <w:bCs/>
+        </w:rPr>
+        <w:t xml:space="preserve">SPMS-CON-3:</w:t>
+      </w:r>
+      <w:r>
+        <w:t xml:space="preserve"> </w:t>
+      </w:r>
+      <w:r>
+        <w:t xml:space="preserve">UI kütüphaneleri (Tailwind, shadcn/ui) kullanılacaktır; gerekirse</w:t>
+      </w:r>
+    </w:p>
+    <w:p>
+      <w:pPr>
+        <w:pStyle w:val="FirstParagraph"/>
+      </w:pPr>
+      <w:r>
+        <w:t xml:space="preserve">farklı frontend çerçevelerine geçiş yapılabilir.</w:t>
       </w:r>
     </w:p>
     <w:p>
@@ -5386,184 +5501,6 @@
         <w:numPr>
           <w:ilvl w:val="0"/>
           <w:numId w:val="1105"/>
-        </w:numPr>
-      </w:pPr>
-      <w:r>
-        <w:rPr>
-          <w:b/>
-          <w:bCs/>
-        </w:rPr>
-        <w:t xml:space="preserve">SPMS-QLT-5 (Sürdürebilirlik):</w:t>
-      </w:r>
-      <w:r>
-        <w:t xml:space="preserve"> </w:t>
-      </w:r>
-      <w:r>
-        <w:t xml:space="preserve">Kod yapısı modüler olmalı, değişiklikler diğer</w:t>
-      </w:r>
-    </w:p>
-    <w:p>
-      <w:pPr>
-        <w:pStyle w:val="FirstParagraph"/>
-      </w:pPr>
-      <w:r>
-        <w:t xml:space="preserve">bileşenleri minimum düzeyde etkilemelidir.</w:t>
-      </w:r>
-    </w:p>
-    <w:p>
-      <w:pPr>
-        <w:pStyle w:val="Compact"/>
-        <w:numPr>
-          <w:ilvl w:val="0"/>
-          <w:numId w:val="1106"/>
-        </w:numPr>
-      </w:pPr>
-      <w:r>
-        <w:rPr>
-          <w:b/>
-          <w:bCs/>
-        </w:rPr>
-        <w:t xml:space="preserve">SPMS-QLT-6 (Esneklik):</w:t>
-      </w:r>
-      <w:r>
-        <w:t xml:space="preserve"> </w:t>
-      </w:r>
-      <w:r>
-        <w:t xml:space="preserve">Yeni süreç modelleri, rapor tipleri veya rol yapıları</w:t>
-      </w:r>
-    </w:p>
-    <w:p>
-      <w:pPr>
-        <w:pStyle w:val="FirstParagraph"/>
-      </w:pPr>
-      <w:r>
-        <w:t xml:space="preserve">eklenebilir olmalıdır.</w:t>
-      </w:r>
-    </w:p>
-    <w:p>
-      <w:pPr>
-        <w:pStyle w:val="Compact"/>
-        <w:numPr>
-          <w:ilvl w:val="0"/>
-          <w:numId w:val="1107"/>
-        </w:numPr>
-      </w:pPr>
-      <w:r>
-        <w:rPr>
-          <w:b/>
-          <w:bCs/>
-        </w:rPr>
-        <w:t xml:space="preserve">SPMS-QLT-7 (Test Edilebilirlik):</w:t>
-      </w:r>
-      <w:r>
-        <w:t xml:space="preserve"> </w:t>
-      </w:r>
-      <w:r>
-        <w:t xml:space="preserve">Birim, entegrasyon ve uçtan uca testler CI/CD</w:t>
-      </w:r>
-    </w:p>
-    <w:p>
-      <w:pPr>
-        <w:pStyle w:val="FirstParagraph"/>
-      </w:pPr>
-      <w:r>
-        <w:t xml:space="preserve">sürecine entegre edilmelidir.</w:t>
-      </w:r>
-    </w:p>
-    <w:p>
-      <w:pPr>
-        <w:pStyle w:val="BodyText"/>
-      </w:pPr>
-      <w:r>
-        <w:rPr>
-          <w:b/>
-          <w:bCs/>
-        </w:rPr>
-        <w:t xml:space="preserve">1.12</w:t>
-      </w:r>
-      <w:r>
-        <w:t xml:space="preserve"> </w:t>
-      </w:r>
-      <w:r>
-        <w:rPr>
-          <w:b/>
-          <w:bCs/>
-        </w:rPr>
-        <w:t xml:space="preserve">Tasarım ve Uygulama Kısıtlamaları</w:t>
-      </w:r>
-    </w:p>
-    <w:p>
-      <w:pPr>
-        <w:pStyle w:val="BodyText"/>
-      </w:pPr>
-      <w:r>
-        <w:t xml:space="preserve">Sistem tasarımında belirli standartlara uyulacaktır, ancak teknolojik gelişmelere göre</w:t>
-      </w:r>
-    </w:p>
-    <w:p>
-      <w:pPr>
-        <w:pStyle w:val="BodyText"/>
-      </w:pPr>
-      <w:r>
-        <w:t xml:space="preserve">değişiklik yapılabilir.</w:t>
-      </w:r>
-    </w:p>
-    <w:p>
-      <w:pPr>
-        <w:numPr>
-          <w:ilvl w:val="0"/>
-          <w:numId w:val="1108"/>
-        </w:numPr>
-      </w:pPr>
-      <w:r>
-        <w:rPr>
-          <w:b/>
-          <w:bCs/>
-        </w:rPr>
-        <w:t xml:space="preserve">SPMS-CON-1:</w:t>
-      </w:r>
-      <w:r>
-        <w:t xml:space="preserve"> </w:t>
-      </w:r>
-      <w:r>
-        <w:t xml:space="preserve">Geliştirme dili Python (FastAPI) ve TypeScript (React) olacaktır.</w:t>
-      </w:r>
-    </w:p>
-    <w:p>
-      <w:pPr>
-        <w:numPr>
-          <w:ilvl w:val="0"/>
-          <w:numId w:val="1108"/>
-        </w:numPr>
-      </w:pPr>
-      <w:r>
-        <w:rPr>
-          <w:b/>
-          <w:bCs/>
-        </w:rPr>
-        <w:t xml:space="preserve">SPMS-CON-3:</w:t>
-      </w:r>
-      <w:r>
-        <w:t xml:space="preserve"> </w:t>
-      </w:r>
-      <w:r>
-        <w:t xml:space="preserve">UI kütüphaneleri (Tailwind, shadcn/ui) kullanılacaktır; gerekirse</w:t>
-      </w:r>
-    </w:p>
-    <w:p>
-      <w:pPr>
-        <w:pStyle w:val="FirstParagraph"/>
-      </w:pPr>
-      <w:r>
-        <w:t xml:space="preserve">farklı frontend çerçevelerine geçiş yapılabilir.</w:t>
-      </w:r>
-    </w:p>
-    <w:p>
-      <w:pPr>
-        <w:pStyle w:val="Compact"/>
-        <w:numPr>
-          <w:ilvl w:val="0"/>
-          <w:numId w:val="1109"/>
         </w:numPr>
       </w:pPr>
       <w:r>
@@ -6818,9 +6755,6 @@
     <w:abstractNumId w:val="991"/>
   </w:num>
   <w:num w:numId="1037">
-    <w:abstractNumId w:val="991"/>
-  </w:num>
-  <w:num w:numId="1038">
     <w:abstractNumId w:val="99411"/>
     <w:lvlOverride w:ilvl="0">
       <w:startOverride w:val="1"/>
@@ -6850,10 +6784,10 @@
       <w:startOverride w:val="1"/>
     </w:lvlOverride>
   </w:num>
+  <w:num w:numId="1038">
+    <w:abstractNumId w:val="991"/>
+  </w:num>
   <w:num w:numId="1039">
-    <w:abstractNumId w:val="991"/>
-  </w:num>
-  <w:num w:numId="1040">
     <w:abstractNumId w:val="99412"/>
     <w:lvlOverride w:ilvl="0">
       <w:startOverride w:val="2"/>
@@ -6883,10 +6817,10 @@
       <w:startOverride w:val="2"/>
     </w:lvlOverride>
   </w:num>
+  <w:num w:numId="1040">
+    <w:abstractNumId w:val="991"/>
+  </w:num>
   <w:num w:numId="1041">
-    <w:abstractNumId w:val="991"/>
-  </w:num>
-  <w:num w:numId="1042">
     <w:abstractNumId w:val="99413"/>
     <w:lvlOverride w:ilvl="0">
       <w:startOverride w:val="3"/>
@@ -6916,6 +6850,9 @@
       <w:startOverride w:val="3"/>
     </w:lvlOverride>
   </w:num>
+  <w:num w:numId="1042">
+    <w:abstractNumId w:val="991"/>
+  </w:num>
   <w:num w:numId="1043">
     <w:abstractNumId w:val="991"/>
   </w:num>
@@ -7103,18 +7040,6 @@
     <w:abstractNumId w:val="991"/>
   </w:num>
   <w:num w:numId="1105">
-    <w:abstractNumId w:val="991"/>
-  </w:num>
-  <w:num w:numId="1106">
-    <w:abstractNumId w:val="991"/>
-  </w:num>
-  <w:num w:numId="1107">
-    <w:abstractNumId w:val="991"/>
-  </w:num>
-  <w:num w:numId="1108">
-    <w:abstractNumId w:val="991"/>
-  </w:num>
-  <w:num w:numId="1109">
     <w:abstractNumId w:val="991"/>
   </w:num>
 </w:numbering>
